--- a/public/documents/education-internship.docx
+++ b/public/documents/education-internship.docx
@@ -19,7 +19,16 @@
           <w:sz w:val="52"/>
           <w:szCs w:val="52"/>
         </w:rPr>
-        <w:t>华南师范大学</w:t>
+        <w:t>XXXX</w:t>
+      </w:r>
+      <w:r>
+        <w:rPr>
+          <w:rFonts w:hint="eastAsia"/>
+          <w:spacing w:val="30"/>
+          <w:sz w:val="52"/>
+          <w:szCs w:val="52"/>
+        </w:rPr>
+        <w:t>大学</w:t>
       </w:r>
     </w:p>
     <w:p>
@@ -134,13 +143,15 @@
         </w:rPr>
         <w:t xml:space="preserve"> </w:t>
       </w:r>
+      <w:proofErr w:type="spellStart"/>
       <w:r>
         <w:rPr>
           <w:rFonts w:hint="eastAsia"/>
           <w:sz w:val="32"/>
         </w:rPr>
-        <w:t>已隐藏</w:t>
-      </w:r>
+        <w:t>xxxxxxxxxxx</w:t>
+      </w:r>
+      <w:proofErr w:type="spellEnd"/>
     </w:p>
     <w:p>
       <w:pPr>
@@ -163,6 +174,7 @@
         </w:rPr>
         <w:t xml:space="preserve">    </w:t>
       </w:r>
+      <w:proofErr w:type="gramStart"/>
       <w:r>
         <w:rPr>
           <w:rFonts w:hint="eastAsia"/>
@@ -175,13 +187,21 @@
           <w:rFonts w:hint="eastAsia"/>
           <w:sz w:val="32"/>
         </w:rPr>
-        <w:t xml:space="preserve">:  </w:t>
-      </w:r>
+        <w:t>:</w:t>
+      </w:r>
+      <w:proofErr w:type="gramEnd"/>
       <w:r>
         <w:rPr>
           <w:rFonts w:hint="eastAsia"/>
           <w:sz w:val="32"/>
         </w:rPr>
+        <w:t xml:space="preserve">  </w:t>
+      </w:r>
+      <w:r>
+        <w:rPr>
+          <w:rFonts w:hint="eastAsia"/>
+          <w:sz w:val="32"/>
+        </w:rPr>
         <w:t>李白</w:t>
       </w:r>
     </w:p>
@@ -211,44 +231,51 @@
           <w:rFonts w:hint="eastAsia"/>
           <w:sz w:val="32"/>
         </w:rPr>
-        <w:t>天河区教育局</w:t>
-      </w:r>
-    </w:p>
-    <w:p>
-      <w:pPr>
-        <w:jc w:val="center"/>
-        <w:rPr>
-          <w:sz w:val="32"/>
-        </w:rPr>
-      </w:pPr>
-    </w:p>
-    <w:p>
-      <w:pPr>
-        <w:rPr>
-          <w:sz w:val="32"/>
-        </w:rPr>
-      </w:pPr>
-    </w:p>
-    <w:p>
-      <w:pPr>
-        <w:jc w:val="center"/>
-        <w:rPr>
-          <w:sz w:val="32"/>
-        </w:rPr>
-      </w:pPr>
-    </w:p>
-    <w:p>
-      <w:pPr>
-        <w:jc w:val="center"/>
-        <w:rPr>
-          <w:sz w:val="32"/>
-        </w:rPr>
-      </w:pPr>
+        <w:t>TH</w:t>
+      </w:r>
       <w:r>
         <w:rPr>
           <w:rFonts w:hint="eastAsia"/>
           <w:sz w:val="32"/>
         </w:rPr>
+        <w:t>区教育局</w:t>
+      </w:r>
+    </w:p>
+    <w:p>
+      <w:pPr>
+        <w:jc w:val="center"/>
+        <w:rPr>
+          <w:sz w:val="32"/>
+        </w:rPr>
+      </w:pPr>
+    </w:p>
+    <w:p>
+      <w:pPr>
+        <w:rPr>
+          <w:sz w:val="32"/>
+        </w:rPr>
+      </w:pPr>
+    </w:p>
+    <w:p>
+      <w:pPr>
+        <w:jc w:val="center"/>
+        <w:rPr>
+          <w:sz w:val="32"/>
+        </w:rPr>
+      </w:pPr>
+    </w:p>
+    <w:p>
+      <w:pPr>
+        <w:jc w:val="center"/>
+        <w:rPr>
+          <w:sz w:val="32"/>
+        </w:rPr>
+      </w:pPr>
+      <w:r>
+        <w:rPr>
+          <w:rFonts w:hint="eastAsia"/>
+          <w:sz w:val="32"/>
+        </w:rPr>
         <w:t xml:space="preserve">  </w:t>
       </w:r>
       <w:r>
@@ -256,7 +283,7 @@
           <w:rFonts w:hint="eastAsia"/>
           <w:sz w:val="32"/>
         </w:rPr>
-        <w:t>政治与公共管理</w:t>
+        <w:t>ZZYGGGLXY</w:t>
       </w:r>
       <w:r>
         <w:rPr>
@@ -284,7 +311,7 @@
           <w:rFonts w:hint="eastAsia"/>
           <w:sz w:val="32"/>
         </w:rPr>
-        <w:t>公共事业管理</w:t>
+        <w:t>GGSYGL</w:t>
       </w:r>
       <w:r>
         <w:rPr>
@@ -499,52 +526,25 @@
                 <w:sz w:val="28"/>
                 <w:szCs w:val="28"/>
               </w:rPr>
-              <w:t>2025.04.21</w:t>
-            </w:r>
-            <w:r>
-              <w:rPr>
-                <w:rFonts w:ascii="宋体" w:hAnsi="宋体" w:hint="eastAsia"/>
-                <w:b w:val="0"/>
-                <w:sz w:val="28"/>
-                <w:szCs w:val="28"/>
-              </w:rPr>
-              <w:t>——</w:t>
-            </w:r>
-            <w:r>
-              <w:rPr>
-                <w:rFonts w:ascii="宋体" w:hAnsi="宋体" w:hint="eastAsia"/>
-                <w:b w:val="0"/>
-                <w:sz w:val="28"/>
-                <w:szCs w:val="28"/>
-              </w:rPr>
-              <w:t>2025.06.13</w:t>
-            </w:r>
-            <w:r>
-              <w:rPr>
-                <w:rFonts w:ascii="宋体" w:hAnsi="宋体" w:hint="eastAsia"/>
-                <w:b w:val="0"/>
-                <w:sz w:val="28"/>
-                <w:szCs w:val="28"/>
-              </w:rPr>
-              <w:t>在天河区教育局进行为期</w:t>
-            </w:r>
-            <w:r>
-              <w:rPr>
-                <w:rFonts w:ascii="宋体" w:hAnsi="宋体" w:hint="eastAsia"/>
-                <w:b w:val="0"/>
-                <w:sz w:val="28"/>
-                <w:szCs w:val="28"/>
-              </w:rPr>
-              <w:t>8</w:t>
-            </w:r>
-            <w:r>
-              <w:rPr>
-                <w:rFonts w:ascii="宋体" w:hAnsi="宋体" w:hint="eastAsia"/>
-                <w:b w:val="0"/>
-                <w:sz w:val="28"/>
-                <w:szCs w:val="28"/>
-              </w:rPr>
-              <w:t>周实习任务。</w:t>
+              <w:t>2025.04.21——2025.06.13在</w:t>
+            </w:r>
+            <w:r>
+              <w:rPr>
+                <w:rFonts w:ascii="宋体" w:hAnsi="宋体" w:hint="eastAsia"/>
+                <w:b w:val="0"/>
+                <w:sz w:val="28"/>
+                <w:szCs w:val="28"/>
+              </w:rPr>
+              <w:t>TH</w:t>
+            </w:r>
+            <w:r>
+              <w:rPr>
+                <w:rFonts w:ascii="宋体" w:hAnsi="宋体" w:hint="eastAsia"/>
+                <w:b w:val="0"/>
+                <w:sz w:val="28"/>
+                <w:szCs w:val="28"/>
+              </w:rPr>
+              <w:t>区教育局进行为期8周实习任务。</w:t>
             </w:r>
           </w:p>
           <w:p>
@@ -733,16 +733,7 @@
                 <w:sz w:val="28"/>
                 <w:szCs w:val="28"/>
               </w:rPr>
-              <w:t>1-2</w:t>
-            </w:r>
-            <w:r>
-              <w:rPr>
-                <w:rFonts w:ascii="宋体" w:hAnsi="宋体" w:hint="eastAsia"/>
-                <w:b w:val="0"/>
-                <w:sz w:val="28"/>
-                <w:szCs w:val="28"/>
-              </w:rPr>
-              <w:t>周适应期：</w:t>
+              <w:t>1-2周适应期：</w:t>
             </w:r>
           </w:p>
           <w:p>
@@ -780,53 +771,26 @@
                 <w:sz w:val="28"/>
                 <w:szCs w:val="28"/>
               </w:rPr>
-              <w:t>×实习周记；×每周至少</w:t>
-            </w:r>
-            <w:r>
-              <w:rPr>
-                <w:rFonts w:ascii="宋体" w:hAnsi="宋体" w:hint="eastAsia"/>
-                <w:b w:val="0"/>
-                <w:sz w:val="28"/>
-                <w:szCs w:val="28"/>
-              </w:rPr>
-              <w:t>3</w:t>
-            </w:r>
-            <w:r>
-              <w:rPr>
-                <w:rFonts w:ascii="宋体" w:hAnsi="宋体" w:hint="eastAsia"/>
-                <w:b w:val="0"/>
-                <w:sz w:val="28"/>
-                <w:szCs w:val="28"/>
-              </w:rPr>
-              <w:t>列单词。</w:t>
-            </w:r>
-          </w:p>
-          <w:p>
-            <w:pPr>
-              <w:rPr>
-                <w:rFonts w:ascii="宋体" w:hAnsi="宋体" w:hint="eastAsia"/>
-                <w:b w:val="0"/>
-                <w:sz w:val="28"/>
-                <w:szCs w:val="28"/>
-              </w:rPr>
-            </w:pPr>
-            <w:r>
-              <w:rPr>
-                <w:rFonts w:ascii="宋体" w:hAnsi="宋体" w:hint="eastAsia"/>
-                <w:b w:val="0"/>
-                <w:sz w:val="28"/>
-                <w:szCs w:val="28"/>
-              </w:rPr>
-              <w:t>3-5</w:t>
-            </w:r>
-            <w:r>
-              <w:rPr>
-                <w:rFonts w:ascii="宋体" w:hAnsi="宋体" w:hint="eastAsia"/>
-                <w:b w:val="0"/>
-                <w:sz w:val="28"/>
-                <w:szCs w:val="28"/>
-              </w:rPr>
-              <w:t>周提升期：</w:t>
+              <w:t>×实习周记；×每周至少3列单词。</w:t>
+            </w:r>
+          </w:p>
+          <w:p>
+            <w:pPr>
+              <w:rPr>
+                <w:rFonts w:ascii="宋体" w:hAnsi="宋体" w:hint="eastAsia"/>
+                <w:b w:val="0"/>
+                <w:sz w:val="28"/>
+                <w:szCs w:val="28"/>
+              </w:rPr>
+            </w:pPr>
+            <w:r>
+              <w:rPr>
+                <w:rFonts w:ascii="宋体" w:hAnsi="宋体" w:hint="eastAsia"/>
+                <w:b w:val="0"/>
+                <w:sz w:val="28"/>
+                <w:szCs w:val="28"/>
+              </w:rPr>
+              <w:t>3-5周提升期：</w:t>
             </w:r>
           </w:p>
           <w:p>
@@ -884,53 +848,26 @@
                 <w:sz w:val="28"/>
                 <w:szCs w:val="28"/>
               </w:rPr>
-              <w:t>√每周至少</w:t>
-            </w:r>
-            <w:r>
-              <w:rPr>
-                <w:rFonts w:ascii="宋体" w:hAnsi="宋体" w:hint="eastAsia"/>
-                <w:b w:val="0"/>
-                <w:sz w:val="28"/>
-                <w:szCs w:val="28"/>
-              </w:rPr>
-              <w:t>3</w:t>
-            </w:r>
-            <w:r>
-              <w:rPr>
-                <w:rFonts w:ascii="宋体" w:hAnsi="宋体" w:hint="eastAsia"/>
-                <w:b w:val="0"/>
-                <w:sz w:val="28"/>
-                <w:szCs w:val="28"/>
-              </w:rPr>
-              <w:t>列单词；×每周一套六级试卷。</w:t>
-            </w:r>
-          </w:p>
-          <w:p>
-            <w:pPr>
-              <w:rPr>
-                <w:rFonts w:ascii="宋体" w:hAnsi="宋体" w:hint="eastAsia"/>
-                <w:b w:val="0"/>
-                <w:sz w:val="28"/>
-                <w:szCs w:val="28"/>
-              </w:rPr>
-            </w:pPr>
-            <w:r>
-              <w:rPr>
-                <w:rFonts w:ascii="宋体" w:hAnsi="宋体" w:hint="eastAsia"/>
-                <w:b w:val="0"/>
-                <w:sz w:val="28"/>
-                <w:szCs w:val="28"/>
-              </w:rPr>
-              <w:t>6-8</w:t>
-            </w:r>
-            <w:r>
-              <w:rPr>
-                <w:rFonts w:ascii="宋体" w:hAnsi="宋体" w:hint="eastAsia"/>
-                <w:b w:val="0"/>
-                <w:sz w:val="28"/>
-                <w:szCs w:val="28"/>
-              </w:rPr>
-              <w:t>周冲刺期：</w:t>
+              <w:t>√每周至少3列单词；×每周一套六级试卷。</w:t>
+            </w:r>
+          </w:p>
+          <w:p>
+            <w:pPr>
+              <w:rPr>
+                <w:rFonts w:ascii="宋体" w:hAnsi="宋体" w:hint="eastAsia"/>
+                <w:b w:val="0"/>
+                <w:sz w:val="28"/>
+                <w:szCs w:val="28"/>
+              </w:rPr>
+            </w:pPr>
+            <w:r>
+              <w:rPr>
+                <w:rFonts w:ascii="宋体" w:hAnsi="宋体" w:hint="eastAsia"/>
+                <w:b w:val="0"/>
+                <w:sz w:val="28"/>
+                <w:szCs w:val="28"/>
+              </w:rPr>
+              <w:t>6-8周冲刺期：</w:t>
             </w:r>
           </w:p>
           <w:p>
@@ -968,25 +905,7 @@
                 <w:sz w:val="28"/>
                 <w:szCs w:val="28"/>
               </w:rPr>
-              <w:t>√实习周记；√每周至少</w:t>
-            </w:r>
-            <w:r>
-              <w:rPr>
-                <w:rFonts w:ascii="宋体" w:hAnsi="宋体" w:hint="eastAsia"/>
-                <w:b w:val="0"/>
-                <w:sz w:val="28"/>
-                <w:szCs w:val="28"/>
-              </w:rPr>
-              <w:t>3</w:t>
-            </w:r>
-            <w:r>
-              <w:rPr>
-                <w:rFonts w:ascii="宋体" w:hAnsi="宋体" w:hint="eastAsia"/>
-                <w:b w:val="0"/>
-                <w:sz w:val="28"/>
-                <w:szCs w:val="28"/>
-              </w:rPr>
-              <w:t>列单词；</w:t>
+              <w:t>√实习周记；√每周至少3列单词；</w:t>
             </w:r>
           </w:p>
           <w:p>
@@ -1136,7 +1055,16 @@
                 <w:sz w:val="28"/>
                 <w:szCs w:val="28"/>
               </w:rPr>
-              <w:t>天河区教育局</w:t>
+              <w:t>TH</w:t>
+            </w:r>
+            <w:r>
+              <w:rPr>
+                <w:rFonts w:ascii="宋体" w:hAnsi="宋体" w:hint="eastAsia"/>
+                <w:b w:val="0"/>
+                <w:sz w:val="28"/>
+                <w:szCs w:val="28"/>
+              </w:rPr>
+              <w:t>区教育局</w:t>
             </w:r>
           </w:p>
         </w:tc>
@@ -1169,25 +1097,7 @@
                 <w:sz w:val="28"/>
                 <w:szCs w:val="28"/>
               </w:rPr>
-              <w:t>地</w:t>
-            </w:r>
-            <w:r>
-              <w:rPr>
-                <w:rFonts w:ascii="宋体" w:hAnsi="宋体" w:hint="eastAsia"/>
-                <w:b w:val="0"/>
-                <w:sz w:val="28"/>
-                <w:szCs w:val="28"/>
-              </w:rPr>
-              <w:t xml:space="preserve">        </w:t>
-            </w:r>
-            <w:r>
-              <w:rPr>
-                <w:rFonts w:ascii="宋体" w:hAnsi="宋体" w:hint="eastAsia"/>
-                <w:b w:val="0"/>
-                <w:sz w:val="28"/>
-                <w:szCs w:val="28"/>
-              </w:rPr>
-              <w:t>址</w:t>
+              <w:t>地        址</w:t>
             </w:r>
           </w:p>
         </w:tc>
@@ -1214,25 +1124,34 @@
                 <w:sz w:val="28"/>
                 <w:szCs w:val="28"/>
               </w:rPr>
-              <w:t>天河区天府路</w:t>
-            </w:r>
-            <w:r>
-              <w:rPr>
-                <w:rFonts w:ascii="宋体" w:hAnsi="宋体" w:hint="eastAsia"/>
-                <w:b w:val="0"/>
-                <w:sz w:val="28"/>
-                <w:szCs w:val="28"/>
-              </w:rPr>
-              <w:t>1</w:t>
-            </w:r>
-            <w:r>
-              <w:rPr>
-                <w:rFonts w:ascii="宋体" w:hAnsi="宋体" w:hint="eastAsia"/>
-                <w:b w:val="0"/>
-                <w:sz w:val="28"/>
-                <w:szCs w:val="28"/>
-              </w:rPr>
-              <w:t>号</w:t>
+              <w:t>TH</w:t>
+            </w:r>
+            <w:r>
+              <w:rPr>
+                <w:rFonts w:ascii="宋体" w:hAnsi="宋体" w:hint="eastAsia"/>
+                <w:b w:val="0"/>
+                <w:sz w:val="28"/>
+                <w:szCs w:val="28"/>
+              </w:rPr>
+              <w:t>区</w:t>
+            </w:r>
+            <w:r>
+              <w:rPr>
+                <w:rFonts w:ascii="宋体" w:hAnsi="宋体" w:hint="eastAsia"/>
+                <w:b w:val="0"/>
+                <w:sz w:val="28"/>
+                <w:szCs w:val="28"/>
+              </w:rPr>
+              <w:t>TF</w:t>
+            </w:r>
+            <w:r>
+              <w:rPr>
+                <w:rFonts w:ascii="宋体" w:hAnsi="宋体" w:hint="eastAsia"/>
+                <w:b w:val="0"/>
+                <w:sz w:val="28"/>
+                <w:szCs w:val="28"/>
+              </w:rPr>
+              <w:t>路1号</w:t>
             </w:r>
           </w:p>
         </w:tc>
@@ -1292,7 +1211,7 @@
                 <w:sz w:val="28"/>
                 <w:szCs w:val="28"/>
               </w:rPr>
-              <w:t>020-38622512</w:t>
+              <w:t>XXXXXXXXXX</w:t>
             </w:r>
           </w:p>
         </w:tc>
@@ -1352,7 +1271,16 @@
                 <w:sz w:val="28"/>
                 <w:szCs w:val="28"/>
               </w:rPr>
-              <w:t>天河区教育局</w:t>
+              <w:t>TH</w:t>
+            </w:r>
+            <w:r>
+              <w:rPr>
+                <w:rFonts w:ascii="宋体" w:hAnsi="宋体" w:hint="eastAsia"/>
+                <w:b w:val="0"/>
+                <w:sz w:val="28"/>
+                <w:szCs w:val="28"/>
+              </w:rPr>
+              <w:t>区教育局</w:t>
             </w:r>
           </w:p>
         </w:tc>
@@ -1406,16 +1334,34 @@
                 <w:sz w:val="28"/>
                 <w:szCs w:val="28"/>
               </w:rPr>
-              <w:t>天河区教育局人事科，与离退休教职工管理办公室合署办公，是天河区教育局的核心职能科室之一。其主要职责涵盖多个方面：</w:t>
-            </w:r>
-            <w:r>
-              <w:rPr>
-                <w:rFonts w:ascii="宋体" w:hAnsi="宋体" w:hint="eastAsia"/>
-                <w:b w:val="0"/>
-                <w:sz w:val="28"/>
-                <w:szCs w:val="28"/>
-              </w:rPr>
-              <w:t xml:space="preserve">  </w:t>
+              <w:t>TH</w:t>
+            </w:r>
+            <w:r>
+              <w:rPr>
+                <w:rFonts w:ascii="宋体" w:hAnsi="宋体" w:hint="eastAsia"/>
+                <w:b w:val="0"/>
+                <w:sz w:val="28"/>
+                <w:szCs w:val="28"/>
+              </w:rPr>
+              <w:t>区教育局人事科，与离退休教职工管理办公室合署办公，是</w:t>
+            </w:r>
+            <w:r>
+              <w:rPr>
+                <w:rFonts w:ascii="宋体" w:hAnsi="宋体" w:hint="eastAsia"/>
+                <w:b w:val="0"/>
+                <w:sz w:val="28"/>
+                <w:szCs w:val="28"/>
+              </w:rPr>
+              <w:t>TH</w:t>
+            </w:r>
+            <w:r>
+              <w:rPr>
+                <w:rFonts w:ascii="宋体" w:hAnsi="宋体" w:hint="eastAsia"/>
+                <w:b w:val="0"/>
+                <w:sz w:val="28"/>
+                <w:szCs w:val="28"/>
+              </w:rPr>
+              <w:t xml:space="preserve">区教育局的核心职能科室之一。其主要职责涵盖多个方面：  </w:t>
             </w:r>
           </w:p>
           <w:p>
@@ -1436,25 +1382,7 @@
                 <w:sz w:val="28"/>
                 <w:szCs w:val="28"/>
               </w:rPr>
-              <w:t>1.</w:t>
-            </w:r>
-            <w:r>
-              <w:rPr>
-                <w:rFonts w:ascii="宋体" w:hAnsi="宋体" w:hint="eastAsia"/>
-                <w:b w:val="0"/>
-                <w:sz w:val="28"/>
-                <w:szCs w:val="28"/>
-              </w:rPr>
-              <w:t>人事管理：负责全区教育系统事业单位的党建、干部管理及领导班子建设，统筹人事调配、机构编制、工资制度改革、职称评审及教师资格认定等工作。</w:t>
-            </w:r>
-            <w:r>
-              <w:rPr>
-                <w:rFonts w:ascii="宋体" w:hAnsi="宋体" w:hint="eastAsia"/>
-                <w:b w:val="0"/>
-                <w:sz w:val="28"/>
-                <w:szCs w:val="28"/>
-              </w:rPr>
-              <w:t xml:space="preserve">  </w:t>
+              <w:t xml:space="preserve">1.人事管理：负责全区教育系统事业单位的党建、干部管理及领导班子建设，统筹人事调配、机构编制、工资制度改革、职称评审及教师资格认定等工作。  </w:t>
             </w:r>
           </w:p>
           <w:p>
@@ -1475,25 +1403,7 @@
                 <w:sz w:val="28"/>
                 <w:szCs w:val="28"/>
               </w:rPr>
-              <w:t xml:space="preserve">2. </w:t>
-            </w:r>
-            <w:r>
-              <w:rPr>
-                <w:rFonts w:ascii="宋体" w:hAnsi="宋体" w:hint="eastAsia"/>
-                <w:b w:val="0"/>
-                <w:sz w:val="28"/>
-                <w:szCs w:val="28"/>
-              </w:rPr>
-              <w:t>教师发展：组织校长及教师的继续教育、专业培训，推动师资队伍建设。</w:t>
-            </w:r>
-            <w:r>
-              <w:rPr>
-                <w:rFonts w:ascii="宋体" w:hAnsi="宋体" w:hint="eastAsia"/>
-                <w:b w:val="0"/>
-                <w:sz w:val="28"/>
-                <w:szCs w:val="28"/>
-              </w:rPr>
-              <w:t xml:space="preserve">  </w:t>
+              <w:t xml:space="preserve">2. 教师发展：组织校长及教师的继续教育、专业培训，推动师资队伍建设。  </w:t>
             </w:r>
           </w:p>
           <w:p>
@@ -1514,25 +1424,7 @@
                 <w:sz w:val="28"/>
                 <w:szCs w:val="28"/>
               </w:rPr>
-              <w:t xml:space="preserve">3. </w:t>
-            </w:r>
-            <w:r>
-              <w:rPr>
-                <w:rFonts w:ascii="宋体" w:hAnsi="宋体" w:hint="eastAsia"/>
-                <w:b w:val="0"/>
-                <w:sz w:val="28"/>
-                <w:szCs w:val="28"/>
-              </w:rPr>
-              <w:t>招聘与公示：在校园招聘中，负责资格审查、拟聘人员公示及聘用流程管理，受理相关异议并监督报到程序。</w:t>
-            </w:r>
-            <w:r>
-              <w:rPr>
-                <w:rFonts w:ascii="宋体" w:hAnsi="宋体" w:hint="eastAsia"/>
-                <w:b w:val="0"/>
-                <w:sz w:val="28"/>
-                <w:szCs w:val="28"/>
-              </w:rPr>
-              <w:t xml:space="preserve">  </w:t>
+              <w:t xml:space="preserve">3. 招聘与公示：在校园招聘中，负责资格审查、拟聘人员公示及聘用流程管理，受理相关异议并监督报到程序。  </w:t>
             </w:r>
           </w:p>
           <w:p>
@@ -1553,25 +1445,7 @@
                 <w:sz w:val="28"/>
                 <w:szCs w:val="28"/>
               </w:rPr>
-              <w:t xml:space="preserve">4. </w:t>
-            </w:r>
-            <w:r>
-              <w:rPr>
-                <w:rFonts w:ascii="宋体" w:hAnsi="宋体" w:hint="eastAsia"/>
-                <w:b w:val="0"/>
-                <w:sz w:val="28"/>
-                <w:szCs w:val="28"/>
-              </w:rPr>
-              <w:t>离退休服务：管理离退休教职工的医疗、福利及活动组织，协调“关工委”相关工作。</w:t>
-            </w:r>
-            <w:r>
-              <w:rPr>
-                <w:rFonts w:ascii="宋体" w:hAnsi="宋体" w:hint="eastAsia"/>
-                <w:b w:val="0"/>
-                <w:sz w:val="28"/>
-                <w:szCs w:val="28"/>
-              </w:rPr>
-              <w:t xml:space="preserve">  </w:t>
+              <w:t xml:space="preserve">4. 离退休服务：管理离退休教职工的医疗、福利及活动组织，协调“关工委”相关工作。  </w:t>
             </w:r>
           </w:p>
           <w:p>
@@ -1592,25 +1466,7 @@
                 <w:sz w:val="28"/>
                 <w:szCs w:val="28"/>
               </w:rPr>
-              <w:t xml:space="preserve">5. </w:t>
-            </w:r>
-            <w:r>
-              <w:rPr>
-                <w:rFonts w:ascii="宋体" w:hAnsi="宋体" w:hint="eastAsia"/>
-                <w:b w:val="0"/>
-                <w:sz w:val="28"/>
-                <w:szCs w:val="28"/>
-              </w:rPr>
-              <w:t>其他职能：包括住房、统战、侨务、计划生育管理及信访处理等。</w:t>
-            </w:r>
-            <w:r>
-              <w:rPr>
-                <w:rFonts w:ascii="宋体" w:hAnsi="宋体" w:hint="eastAsia"/>
-                <w:b w:val="0"/>
-                <w:sz w:val="28"/>
-                <w:szCs w:val="28"/>
-              </w:rPr>
-              <w:t xml:space="preserve">  </w:t>
+              <w:t xml:space="preserve">5. 其他职能：包括住房、统战、侨务、计划生育管理及信访处理等。  </w:t>
             </w:r>
           </w:p>
           <w:p>
@@ -1827,25 +1683,7 @@
                 <w:bCs w:val="0"/>
                 <w:sz w:val="32"/>
               </w:rPr>
-              <w:t>教师出入境材料录入</w:t>
-            </w:r>
-            <w:r>
-              <w:rPr>
-                <w:rFonts w:ascii="宋体" w:hAnsi="宋体" w:hint="eastAsia"/>
-                <w:b w:val="0"/>
-                <w:bCs w:val="0"/>
-                <w:sz w:val="32"/>
-              </w:rPr>
-              <w:t>/</w:t>
-            </w:r>
-            <w:r>
-              <w:rPr>
-                <w:rFonts w:ascii="宋体" w:hAnsi="宋体" w:hint="eastAsia"/>
-                <w:b w:val="0"/>
-                <w:bCs w:val="0"/>
-                <w:sz w:val="32"/>
-              </w:rPr>
-              <w:t>未完成</w:t>
+              <w:t>教师出入境材料录入/未完成</w:t>
             </w:r>
           </w:p>
         </w:tc>
@@ -1900,25 +1738,7 @@
                 <w:bCs w:val="0"/>
                 <w:sz w:val="32"/>
               </w:rPr>
-              <w:t>教师出入境材料录入</w:t>
-            </w:r>
-            <w:r>
-              <w:rPr>
-                <w:rFonts w:ascii="宋体" w:hAnsi="宋体" w:hint="eastAsia"/>
-                <w:b w:val="0"/>
-                <w:bCs w:val="0"/>
-                <w:sz w:val="32"/>
-              </w:rPr>
-              <w:t>/</w:t>
-            </w:r>
-            <w:r>
-              <w:rPr>
-                <w:rFonts w:ascii="宋体" w:hAnsi="宋体" w:hint="eastAsia"/>
-                <w:b w:val="0"/>
-                <w:bCs w:val="0"/>
-                <w:sz w:val="32"/>
-              </w:rPr>
-              <w:t>完成</w:t>
+              <w:t>教师出入境材料录入/完成</w:t>
             </w:r>
           </w:p>
         </w:tc>
@@ -1973,25 +1793,7 @@
                 <w:bCs w:val="0"/>
                 <w:sz w:val="32"/>
               </w:rPr>
-              <w:t>教师出入境材料审计</w:t>
-            </w:r>
-            <w:r>
-              <w:rPr>
-                <w:rFonts w:ascii="宋体" w:hAnsi="宋体" w:hint="eastAsia"/>
-                <w:b w:val="0"/>
-                <w:bCs w:val="0"/>
-                <w:sz w:val="32"/>
-              </w:rPr>
-              <w:t>/</w:t>
-            </w:r>
-            <w:r>
-              <w:rPr>
-                <w:rFonts w:ascii="宋体" w:hAnsi="宋体" w:hint="eastAsia"/>
-                <w:b w:val="0"/>
-                <w:bCs w:val="0"/>
-                <w:sz w:val="32"/>
-              </w:rPr>
-              <w:t>未完成</w:t>
+              <w:t>教师出入境材料审计/未完成</w:t>
             </w:r>
           </w:p>
         </w:tc>
@@ -2046,25 +1848,7 @@
                 <w:bCs w:val="0"/>
                 <w:sz w:val="32"/>
               </w:rPr>
-              <w:t>教师出入境材料审计</w:t>
-            </w:r>
-            <w:r>
-              <w:rPr>
-                <w:rFonts w:ascii="宋体" w:hAnsi="宋体" w:hint="eastAsia"/>
-                <w:b w:val="0"/>
-                <w:bCs w:val="0"/>
-                <w:sz w:val="32"/>
-              </w:rPr>
-              <w:t>/</w:t>
-            </w:r>
-            <w:r>
-              <w:rPr>
-                <w:rFonts w:ascii="宋体" w:hAnsi="宋体" w:hint="eastAsia"/>
-                <w:b w:val="0"/>
-                <w:bCs w:val="0"/>
-                <w:sz w:val="32"/>
-              </w:rPr>
-              <w:t>未完成</w:t>
+              <w:t>教师出入境材料审计/未完成</w:t>
             </w:r>
           </w:p>
         </w:tc>
@@ -2119,43 +1903,7 @@
                 <w:bCs w:val="0"/>
                 <w:sz w:val="32"/>
               </w:rPr>
-              <w:t>教师出入境材料审计</w:t>
-            </w:r>
-            <w:r>
-              <w:rPr>
-                <w:rFonts w:ascii="宋体" w:hAnsi="宋体" w:hint="eastAsia"/>
-                <w:b w:val="0"/>
-                <w:bCs w:val="0"/>
-                <w:sz w:val="32"/>
-              </w:rPr>
-              <w:t>/</w:t>
-            </w:r>
-            <w:r>
-              <w:rPr>
-                <w:rFonts w:ascii="宋体" w:hAnsi="宋体" w:hint="eastAsia"/>
-                <w:b w:val="0"/>
-                <w:bCs w:val="0"/>
-                <w:sz w:val="32"/>
-              </w:rPr>
-              <w:t>完成；教师年度考核审批</w:t>
-            </w:r>
-            <w:r>
-              <w:rPr>
-                <w:rFonts w:ascii="宋体" w:hAnsi="宋体" w:hint="eastAsia"/>
-                <w:b w:val="0"/>
-                <w:bCs w:val="0"/>
-                <w:sz w:val="32"/>
-              </w:rPr>
-              <w:t>/</w:t>
-            </w:r>
-            <w:r>
-              <w:rPr>
-                <w:rFonts w:ascii="宋体" w:hAnsi="宋体" w:hint="eastAsia"/>
-                <w:b w:val="0"/>
-                <w:bCs w:val="0"/>
-                <w:sz w:val="32"/>
-              </w:rPr>
-              <w:t>未完成</w:t>
+              <w:t>教师出入境材料审计/完成；教师年度考核审批/未完成</w:t>
             </w:r>
           </w:p>
         </w:tc>
@@ -2208,25 +1956,7 @@
                 <w:bCs w:val="0"/>
                 <w:sz w:val="32"/>
               </w:rPr>
-              <w:t>教师出入境材料归置</w:t>
-            </w:r>
-            <w:r>
-              <w:rPr>
-                <w:rFonts w:ascii="宋体" w:hAnsi="宋体" w:hint="eastAsia"/>
-                <w:b w:val="0"/>
-                <w:bCs w:val="0"/>
-                <w:sz w:val="32"/>
-              </w:rPr>
-              <w:t>/</w:t>
-            </w:r>
-            <w:r>
-              <w:rPr>
-                <w:rFonts w:ascii="宋体" w:hAnsi="宋体" w:hint="eastAsia"/>
-                <w:b w:val="0"/>
-                <w:bCs w:val="0"/>
-                <w:sz w:val="32"/>
-              </w:rPr>
-              <w:t>未完成</w:t>
+              <w:t>教师出入境材料归置/未完成</w:t>
             </w:r>
           </w:p>
         </w:tc>
@@ -2279,25 +2009,7 @@
                 <w:bCs w:val="0"/>
                 <w:sz w:val="32"/>
               </w:rPr>
-              <w:t>教师出入境材料归置</w:t>
-            </w:r>
-            <w:r>
-              <w:rPr>
-                <w:rFonts w:ascii="宋体" w:hAnsi="宋体" w:hint="eastAsia"/>
-                <w:b w:val="0"/>
-                <w:bCs w:val="0"/>
-                <w:sz w:val="32"/>
-              </w:rPr>
-              <w:t>/</w:t>
-            </w:r>
-            <w:r>
-              <w:rPr>
-                <w:rFonts w:ascii="宋体" w:hAnsi="宋体" w:hint="eastAsia"/>
-                <w:b w:val="0"/>
-                <w:bCs w:val="0"/>
-                <w:sz w:val="32"/>
-              </w:rPr>
-              <w:t>未完成</w:t>
+              <w:t>教师出入境材料归置/未完成</w:t>
             </w:r>
           </w:p>
         </w:tc>
@@ -2350,43 +2062,7 @@
                 <w:bCs w:val="0"/>
                 <w:sz w:val="32"/>
               </w:rPr>
-              <w:t>教师材料影印</w:t>
-            </w:r>
-            <w:r>
-              <w:rPr>
-                <w:rFonts w:ascii="宋体" w:hAnsi="宋体" w:hint="eastAsia"/>
-                <w:b w:val="0"/>
-                <w:bCs w:val="0"/>
-                <w:sz w:val="32"/>
-              </w:rPr>
-              <w:t>/</w:t>
-            </w:r>
-            <w:r>
-              <w:rPr>
-                <w:rFonts w:ascii="宋体" w:hAnsi="宋体" w:hint="eastAsia"/>
-                <w:b w:val="0"/>
-                <w:bCs w:val="0"/>
-                <w:sz w:val="32"/>
-              </w:rPr>
-              <w:t>未完成；教师出入境材料归置</w:t>
-            </w:r>
-            <w:r>
-              <w:rPr>
-                <w:rFonts w:ascii="宋体" w:hAnsi="宋体" w:hint="eastAsia"/>
-                <w:b w:val="0"/>
-                <w:bCs w:val="0"/>
-                <w:sz w:val="32"/>
-              </w:rPr>
-              <w:t>/</w:t>
-            </w:r>
-            <w:r>
-              <w:rPr>
-                <w:rFonts w:ascii="宋体" w:hAnsi="宋体" w:hint="eastAsia"/>
-                <w:b w:val="0"/>
-                <w:bCs w:val="0"/>
-                <w:sz w:val="32"/>
-              </w:rPr>
-              <w:t>未完成</w:t>
+              <w:t>教师材料影印/未完成；教师出入境材料归置/未完成</w:t>
             </w:r>
           </w:p>
         </w:tc>
@@ -2439,43 +2115,7 @@
                 <w:bCs w:val="0"/>
                 <w:sz w:val="32"/>
               </w:rPr>
-              <w:t>教师出入境材料归置</w:t>
-            </w:r>
-            <w:r>
-              <w:rPr>
-                <w:rFonts w:ascii="宋体" w:hAnsi="宋体" w:hint="eastAsia"/>
-                <w:b w:val="0"/>
-                <w:bCs w:val="0"/>
-                <w:sz w:val="32"/>
-              </w:rPr>
-              <w:t>/</w:t>
-            </w:r>
-            <w:r>
-              <w:rPr>
-                <w:rFonts w:ascii="宋体" w:hAnsi="宋体" w:hint="eastAsia"/>
-                <w:b w:val="0"/>
-                <w:bCs w:val="0"/>
-                <w:sz w:val="32"/>
-              </w:rPr>
-              <w:t>完成；教师出入境材料更迭整合</w:t>
-            </w:r>
-            <w:r>
-              <w:rPr>
-                <w:rFonts w:ascii="宋体" w:hAnsi="宋体" w:hint="eastAsia"/>
-                <w:b w:val="0"/>
-                <w:bCs w:val="0"/>
-                <w:sz w:val="32"/>
-              </w:rPr>
-              <w:t>/</w:t>
-            </w:r>
-            <w:r>
-              <w:rPr>
-                <w:rFonts w:ascii="宋体" w:hAnsi="宋体" w:hint="eastAsia"/>
-                <w:b w:val="0"/>
-                <w:bCs w:val="0"/>
-                <w:sz w:val="32"/>
-              </w:rPr>
-              <w:t>未完成</w:t>
+              <w:t>教师出入境材料归置/完成；教师出入境材料更迭整合/未完成</w:t>
             </w:r>
           </w:p>
         </w:tc>
@@ -2530,25 +2170,7 @@
                 <w:bCs w:val="0"/>
                 <w:sz w:val="32"/>
               </w:rPr>
-              <w:t>教师出入境材料更迭整合</w:t>
-            </w:r>
-            <w:r>
-              <w:rPr>
-                <w:rFonts w:ascii="宋体" w:hAnsi="宋体" w:hint="eastAsia"/>
-                <w:b w:val="0"/>
-                <w:bCs w:val="0"/>
-                <w:sz w:val="32"/>
-              </w:rPr>
-              <w:t>/</w:t>
-            </w:r>
-            <w:r>
-              <w:rPr>
-                <w:rFonts w:ascii="宋体" w:hAnsi="宋体" w:hint="eastAsia"/>
-                <w:b w:val="0"/>
-                <w:bCs w:val="0"/>
-                <w:sz w:val="32"/>
-              </w:rPr>
-              <w:t>未完成</w:t>
+              <w:t>教师出入境材料更迭整合/未完成</w:t>
             </w:r>
           </w:p>
         </w:tc>
@@ -2603,25 +2225,7 @@
                 <w:bCs w:val="0"/>
                 <w:sz w:val="32"/>
               </w:rPr>
-              <w:t>教师出入境材料更迭整合</w:t>
-            </w:r>
-            <w:r>
-              <w:rPr>
-                <w:rFonts w:ascii="宋体" w:hAnsi="宋体" w:hint="eastAsia"/>
-                <w:b w:val="0"/>
-                <w:bCs w:val="0"/>
-                <w:sz w:val="32"/>
-              </w:rPr>
-              <w:t>/</w:t>
-            </w:r>
-            <w:r>
-              <w:rPr>
-                <w:rFonts w:ascii="宋体" w:hAnsi="宋体" w:hint="eastAsia"/>
-                <w:b w:val="0"/>
-                <w:bCs w:val="0"/>
-                <w:sz w:val="32"/>
-              </w:rPr>
-              <w:t>未完成</w:t>
+              <w:t>教师出入境材料更迭整合/未完成</w:t>
             </w:r>
           </w:p>
         </w:tc>
@@ -2676,25 +2280,7 @@
                 <w:bCs w:val="0"/>
                 <w:sz w:val="32"/>
               </w:rPr>
-              <w:t>教师出入境材料更迭整合</w:t>
-            </w:r>
-            <w:r>
-              <w:rPr>
-                <w:rFonts w:ascii="宋体" w:hAnsi="宋体" w:hint="eastAsia"/>
-                <w:b w:val="0"/>
-                <w:bCs w:val="0"/>
-                <w:sz w:val="32"/>
-              </w:rPr>
-              <w:t>/</w:t>
-            </w:r>
-            <w:r>
-              <w:rPr>
-                <w:rFonts w:ascii="宋体" w:hAnsi="宋体" w:hint="eastAsia"/>
-                <w:b w:val="0"/>
-                <w:bCs w:val="0"/>
-                <w:sz w:val="32"/>
-              </w:rPr>
-              <w:t>未完成</w:t>
+              <w:t>教师出入境材料更迭整合/未完成</w:t>
             </w:r>
           </w:p>
         </w:tc>
@@ -2837,25 +2423,7 @@
                 <w:bCs w:val="0"/>
                 <w:sz w:val="32"/>
               </w:rPr>
-              <w:t>教师出入境材料更迭整合</w:t>
-            </w:r>
-            <w:r>
-              <w:rPr>
-                <w:rFonts w:ascii="宋体" w:hAnsi="宋体" w:hint="eastAsia"/>
-                <w:b w:val="0"/>
-                <w:bCs w:val="0"/>
-                <w:sz w:val="32"/>
-              </w:rPr>
-              <w:t>/</w:t>
-            </w:r>
-            <w:r>
-              <w:rPr>
-                <w:rFonts w:ascii="宋体" w:hAnsi="宋体" w:hint="eastAsia"/>
-                <w:b w:val="0"/>
-                <w:bCs w:val="0"/>
-                <w:sz w:val="32"/>
-              </w:rPr>
-              <w:t>未完成</w:t>
+              <w:t>教师出入境材料更迭整合/未完成</w:t>
             </w:r>
           </w:p>
         </w:tc>
@@ -2910,25 +2478,7 @@
                 <w:bCs w:val="0"/>
                 <w:sz w:val="32"/>
               </w:rPr>
-              <w:t>教师出入境材料更迭整合</w:t>
-            </w:r>
-            <w:r>
-              <w:rPr>
-                <w:rFonts w:ascii="宋体" w:hAnsi="宋体" w:hint="eastAsia"/>
-                <w:b w:val="0"/>
-                <w:bCs w:val="0"/>
-                <w:sz w:val="32"/>
-              </w:rPr>
-              <w:t>/</w:t>
-            </w:r>
-            <w:r>
-              <w:rPr>
-                <w:rFonts w:ascii="宋体" w:hAnsi="宋体" w:hint="eastAsia"/>
-                <w:b w:val="0"/>
-                <w:bCs w:val="0"/>
-                <w:sz w:val="32"/>
-              </w:rPr>
-              <w:t>未完成</w:t>
+              <w:t>教师出入境材料更迭整合/未完成</w:t>
             </w:r>
           </w:p>
         </w:tc>
@@ -2983,25 +2533,7 @@
                 <w:bCs w:val="0"/>
                 <w:sz w:val="32"/>
               </w:rPr>
-              <w:t>教师出入境材料更迭整合</w:t>
-            </w:r>
-            <w:r>
-              <w:rPr>
-                <w:rFonts w:ascii="宋体" w:hAnsi="宋体" w:hint="eastAsia"/>
-                <w:b w:val="0"/>
-                <w:bCs w:val="0"/>
-                <w:sz w:val="32"/>
-              </w:rPr>
-              <w:t>/</w:t>
-            </w:r>
-            <w:r>
-              <w:rPr>
-                <w:rFonts w:ascii="宋体" w:hAnsi="宋体" w:hint="eastAsia"/>
-                <w:b w:val="0"/>
-                <w:bCs w:val="0"/>
-                <w:sz w:val="32"/>
-              </w:rPr>
-              <w:t>未完成</w:t>
+              <w:t>教师出入境材料更迭整合/未完成</w:t>
             </w:r>
           </w:p>
         </w:tc>
@@ -3056,43 +2588,7 @@
                 <w:bCs w:val="0"/>
                 <w:sz w:val="32"/>
               </w:rPr>
-              <w:t>教师评定考核材料审批</w:t>
-            </w:r>
-            <w:r>
-              <w:rPr>
-                <w:rFonts w:ascii="宋体" w:hAnsi="宋体" w:hint="eastAsia"/>
-                <w:b w:val="0"/>
-                <w:bCs w:val="0"/>
-                <w:sz w:val="32"/>
-              </w:rPr>
-              <w:t>/</w:t>
-            </w:r>
-            <w:r>
-              <w:rPr>
-                <w:rFonts w:ascii="宋体" w:hAnsi="宋体" w:hint="eastAsia"/>
-                <w:b w:val="0"/>
-                <w:bCs w:val="0"/>
-                <w:sz w:val="32"/>
-              </w:rPr>
-              <w:t>完成；教师出入境材料更迭整合</w:t>
-            </w:r>
-            <w:r>
-              <w:rPr>
-                <w:rFonts w:ascii="宋体" w:hAnsi="宋体" w:hint="eastAsia"/>
-                <w:b w:val="0"/>
-                <w:bCs w:val="0"/>
-                <w:sz w:val="32"/>
-              </w:rPr>
-              <w:t>/</w:t>
-            </w:r>
-            <w:r>
-              <w:rPr>
-                <w:rFonts w:ascii="宋体" w:hAnsi="宋体" w:hint="eastAsia"/>
-                <w:b w:val="0"/>
-                <w:bCs w:val="0"/>
-                <w:sz w:val="32"/>
-              </w:rPr>
-              <w:t>未完成</w:t>
+              <w:t>教师评定考核材料审批/完成；教师出入境材料更迭整合/未完成</w:t>
             </w:r>
           </w:p>
         </w:tc>
@@ -3145,43 +2641,7 @@
                 <w:bCs w:val="0"/>
                 <w:sz w:val="32"/>
               </w:rPr>
-              <w:t>教师出入境材料更迭整合</w:t>
-            </w:r>
-            <w:r>
-              <w:rPr>
-                <w:rFonts w:ascii="宋体" w:hAnsi="宋体" w:hint="eastAsia"/>
-                <w:b w:val="0"/>
-                <w:bCs w:val="0"/>
-                <w:sz w:val="32"/>
-              </w:rPr>
-              <w:t>/</w:t>
-            </w:r>
-            <w:r>
-              <w:rPr>
-                <w:rFonts w:ascii="宋体" w:hAnsi="宋体" w:hint="eastAsia"/>
-                <w:b w:val="0"/>
-                <w:bCs w:val="0"/>
-                <w:sz w:val="32"/>
-              </w:rPr>
-              <w:t>完成；独生子女父母计划生育奖扶审计管理</w:t>
-            </w:r>
-            <w:r>
-              <w:rPr>
-                <w:rFonts w:ascii="宋体" w:hAnsi="宋体" w:hint="eastAsia"/>
-                <w:b w:val="0"/>
-                <w:bCs w:val="0"/>
-                <w:sz w:val="32"/>
-              </w:rPr>
-              <w:t>/</w:t>
-            </w:r>
-            <w:r>
-              <w:rPr>
-                <w:rFonts w:ascii="宋体" w:hAnsi="宋体" w:hint="eastAsia"/>
-                <w:b w:val="0"/>
-                <w:bCs w:val="0"/>
-                <w:sz w:val="32"/>
-              </w:rPr>
-              <w:t>未完成</w:t>
+              <w:t>教师出入境材料更迭整合/完成；独生子女父母计划生育奖扶审计管理/未完成</w:t>
             </w:r>
           </w:p>
         </w:tc>
@@ -3234,25 +2694,7 @@
                 <w:bCs w:val="0"/>
                 <w:sz w:val="32"/>
               </w:rPr>
-              <w:t>独生子女父母计划生育奖扶审计管理</w:t>
-            </w:r>
-            <w:r>
-              <w:rPr>
-                <w:rFonts w:ascii="宋体" w:hAnsi="宋体" w:hint="eastAsia"/>
-                <w:b w:val="0"/>
-                <w:bCs w:val="0"/>
-                <w:sz w:val="32"/>
-              </w:rPr>
-              <w:t>/</w:t>
-            </w:r>
-            <w:r>
-              <w:rPr>
-                <w:rFonts w:ascii="宋体" w:hAnsi="宋体" w:hint="eastAsia"/>
-                <w:b w:val="0"/>
-                <w:bCs w:val="0"/>
-                <w:sz w:val="32"/>
-              </w:rPr>
-              <w:t>未完成</w:t>
+              <w:t>独生子女父母计划生育奖扶审计管理/未完成</w:t>
             </w:r>
           </w:p>
         </w:tc>
@@ -3305,43 +2747,7 @@
                 <w:bCs w:val="0"/>
                 <w:sz w:val="32"/>
               </w:rPr>
-              <w:t>独生子女父母计划生育奖扶审计管理</w:t>
-            </w:r>
-            <w:r>
-              <w:rPr>
-                <w:rFonts w:ascii="宋体" w:hAnsi="宋体" w:hint="eastAsia"/>
-                <w:b w:val="0"/>
-                <w:bCs w:val="0"/>
-                <w:sz w:val="32"/>
-              </w:rPr>
-              <w:t>/</w:t>
-            </w:r>
-            <w:r>
-              <w:rPr>
-                <w:rFonts w:ascii="宋体" w:hAnsi="宋体" w:hint="eastAsia"/>
-                <w:b w:val="0"/>
-                <w:bCs w:val="0"/>
-                <w:sz w:val="32"/>
-              </w:rPr>
-              <w:t>完成；享受政策性住房审计管理</w:t>
-            </w:r>
-            <w:r>
-              <w:rPr>
-                <w:rFonts w:ascii="宋体" w:hAnsi="宋体" w:hint="eastAsia"/>
-                <w:b w:val="0"/>
-                <w:bCs w:val="0"/>
-                <w:sz w:val="32"/>
-              </w:rPr>
-              <w:t>/</w:t>
-            </w:r>
-            <w:r>
-              <w:rPr>
-                <w:rFonts w:ascii="宋体" w:hAnsi="宋体" w:hint="eastAsia"/>
-                <w:b w:val="0"/>
-                <w:bCs w:val="0"/>
-                <w:sz w:val="32"/>
-              </w:rPr>
-              <w:t>未完成</w:t>
+              <w:t>独生子女父母计划生育奖扶审计管理/完成；享受政策性住房审计管理/未完成</w:t>
             </w:r>
           </w:p>
         </w:tc>
@@ -3394,25 +2800,7 @@
                 <w:bCs w:val="0"/>
                 <w:sz w:val="32"/>
               </w:rPr>
-              <w:t>享受政策性住房审计管理</w:t>
-            </w:r>
-            <w:r>
-              <w:rPr>
-                <w:rFonts w:ascii="宋体" w:hAnsi="宋体" w:hint="eastAsia"/>
-                <w:b w:val="0"/>
-                <w:bCs w:val="0"/>
-                <w:sz w:val="32"/>
-              </w:rPr>
-              <w:t>/</w:t>
-            </w:r>
-            <w:r>
-              <w:rPr>
-                <w:rFonts w:ascii="宋体" w:hAnsi="宋体" w:hint="eastAsia"/>
-                <w:b w:val="0"/>
-                <w:bCs w:val="0"/>
-                <w:sz w:val="32"/>
-              </w:rPr>
-              <w:t>未完成</w:t>
+              <w:t>享受政策性住房审计管理/未完成</w:t>
             </w:r>
           </w:p>
         </w:tc>
@@ -3467,25 +2855,7 @@
                 <w:bCs w:val="0"/>
                 <w:sz w:val="32"/>
               </w:rPr>
-              <w:t>享受政策性住房审计管理</w:t>
-            </w:r>
-            <w:r>
-              <w:rPr>
-                <w:rFonts w:ascii="宋体" w:hAnsi="宋体" w:hint="eastAsia"/>
-                <w:b w:val="0"/>
-                <w:bCs w:val="0"/>
-                <w:sz w:val="32"/>
-              </w:rPr>
-              <w:t>/</w:t>
-            </w:r>
-            <w:r>
-              <w:rPr>
-                <w:rFonts w:ascii="宋体" w:hAnsi="宋体" w:hint="eastAsia"/>
-                <w:b w:val="0"/>
-                <w:bCs w:val="0"/>
-                <w:sz w:val="32"/>
-              </w:rPr>
-              <w:t>完成</w:t>
+              <w:t>享受政策性住房审计管理/完成</w:t>
             </w:r>
           </w:p>
         </w:tc>
@@ -3595,25 +2965,7 @@
                 <w:bCs w:val="0"/>
                 <w:sz w:val="32"/>
               </w:rPr>
-              <w:t>教育局岗位工资条裁切</w:t>
-            </w:r>
-            <w:r>
-              <w:rPr>
-                <w:rFonts w:ascii="宋体" w:hAnsi="宋体" w:hint="eastAsia"/>
-                <w:b w:val="0"/>
-                <w:bCs w:val="0"/>
-                <w:sz w:val="32"/>
-              </w:rPr>
-              <w:t>/</w:t>
-            </w:r>
-            <w:r>
-              <w:rPr>
-                <w:rFonts w:ascii="宋体" w:hAnsi="宋体" w:hint="eastAsia"/>
-                <w:b w:val="0"/>
-                <w:bCs w:val="0"/>
-                <w:sz w:val="32"/>
-              </w:rPr>
-              <w:t>未完成</w:t>
+              <w:t>教育局岗位工资条裁切/未完成</w:t>
             </w:r>
           </w:p>
         </w:tc>
@@ -3668,25 +3020,7 @@
                 <w:bCs w:val="0"/>
                 <w:sz w:val="32"/>
               </w:rPr>
-              <w:t>教育局岗位工资条裁切</w:t>
-            </w:r>
-            <w:r>
-              <w:rPr>
-                <w:rFonts w:ascii="宋体" w:hAnsi="宋体" w:hint="eastAsia"/>
-                <w:b w:val="0"/>
-                <w:bCs w:val="0"/>
-                <w:sz w:val="32"/>
-              </w:rPr>
-              <w:t>/</w:t>
-            </w:r>
-            <w:r>
-              <w:rPr>
-                <w:rFonts w:ascii="宋体" w:hAnsi="宋体" w:hint="eastAsia"/>
-                <w:b w:val="0"/>
-                <w:bCs w:val="0"/>
-                <w:sz w:val="32"/>
-              </w:rPr>
-              <w:t>未完成</w:t>
+              <w:t>教育局岗位工资条裁切/未完成</w:t>
             </w:r>
           </w:p>
         </w:tc>
@@ -3741,25 +3075,7 @@
                 <w:bCs w:val="0"/>
                 <w:sz w:val="32"/>
               </w:rPr>
-              <w:t>教育局岗位工资条裁切</w:t>
-            </w:r>
-            <w:r>
-              <w:rPr>
-                <w:rFonts w:ascii="宋体" w:hAnsi="宋体" w:hint="eastAsia"/>
-                <w:b w:val="0"/>
-                <w:bCs w:val="0"/>
-                <w:sz w:val="32"/>
-              </w:rPr>
-              <w:t>/</w:t>
-            </w:r>
-            <w:r>
-              <w:rPr>
-                <w:rFonts w:ascii="宋体" w:hAnsi="宋体" w:hint="eastAsia"/>
-                <w:b w:val="0"/>
-                <w:bCs w:val="0"/>
-                <w:sz w:val="32"/>
-              </w:rPr>
-              <w:t>未完成</w:t>
+              <w:t>教育局岗位工资条裁切/未完成</w:t>
             </w:r>
           </w:p>
         </w:tc>
@@ -3902,25 +3218,7 @@
                 <w:bCs w:val="0"/>
                 <w:sz w:val="32"/>
               </w:rPr>
-              <w:t>教育局岗位工资条裁切</w:t>
-            </w:r>
-            <w:r>
-              <w:rPr>
-                <w:rFonts w:ascii="宋体" w:hAnsi="宋体" w:hint="eastAsia"/>
-                <w:b w:val="0"/>
-                <w:bCs w:val="0"/>
-                <w:sz w:val="32"/>
-              </w:rPr>
-              <w:t>/</w:t>
-            </w:r>
-            <w:r>
-              <w:rPr>
-                <w:rFonts w:ascii="宋体" w:hAnsi="宋体" w:hint="eastAsia"/>
-                <w:b w:val="0"/>
-                <w:bCs w:val="0"/>
-                <w:sz w:val="32"/>
-              </w:rPr>
-              <w:t>未完成</w:t>
+              <w:t>教育局岗位工资条裁切/未完成</w:t>
             </w:r>
           </w:p>
         </w:tc>
@@ -3975,25 +3273,7 @@
                 <w:bCs w:val="0"/>
                 <w:sz w:val="32"/>
               </w:rPr>
-              <w:t>教育局岗位工资条裁切</w:t>
-            </w:r>
-            <w:r>
-              <w:rPr>
-                <w:rFonts w:ascii="宋体" w:hAnsi="宋体" w:hint="eastAsia"/>
-                <w:b w:val="0"/>
-                <w:bCs w:val="0"/>
-                <w:sz w:val="32"/>
-              </w:rPr>
-              <w:t>/</w:t>
-            </w:r>
-            <w:r>
-              <w:rPr>
-                <w:rFonts w:ascii="宋体" w:hAnsi="宋体" w:hint="eastAsia"/>
-                <w:b w:val="0"/>
-                <w:bCs w:val="0"/>
-                <w:sz w:val="32"/>
-              </w:rPr>
-              <w:t>未完成</w:t>
+              <w:t>教育局岗位工资条裁切/未完成</w:t>
             </w:r>
           </w:p>
         </w:tc>
@@ -4048,25 +3328,7 @@
                 <w:bCs w:val="0"/>
                 <w:sz w:val="32"/>
               </w:rPr>
-              <w:t>教育局岗位工资条裁切</w:t>
-            </w:r>
-            <w:r>
-              <w:rPr>
-                <w:rFonts w:ascii="宋体" w:hAnsi="宋体" w:hint="eastAsia"/>
-                <w:b w:val="0"/>
-                <w:bCs w:val="0"/>
-                <w:sz w:val="32"/>
-              </w:rPr>
-              <w:t>/</w:t>
-            </w:r>
-            <w:r>
-              <w:rPr>
-                <w:rFonts w:ascii="宋体" w:hAnsi="宋体" w:hint="eastAsia"/>
-                <w:b w:val="0"/>
-                <w:bCs w:val="0"/>
-                <w:sz w:val="32"/>
-              </w:rPr>
-              <w:t>未完成</w:t>
+              <w:t>教育局岗位工资条裁切/未完成</w:t>
             </w:r>
           </w:p>
         </w:tc>
@@ -4121,25 +3383,7 @@
                 <w:bCs w:val="0"/>
                 <w:sz w:val="32"/>
               </w:rPr>
-              <w:t>教育局岗位工资条裁切</w:t>
-            </w:r>
-            <w:r>
-              <w:rPr>
-                <w:rFonts w:ascii="宋体" w:hAnsi="宋体" w:hint="eastAsia"/>
-                <w:b w:val="0"/>
-                <w:bCs w:val="0"/>
-                <w:sz w:val="32"/>
-              </w:rPr>
-              <w:t>/</w:t>
-            </w:r>
-            <w:r>
-              <w:rPr>
-                <w:rFonts w:ascii="宋体" w:hAnsi="宋体" w:hint="eastAsia"/>
-                <w:b w:val="0"/>
-                <w:bCs w:val="0"/>
-                <w:sz w:val="32"/>
-              </w:rPr>
-              <w:t>未完成</w:t>
+              <w:t>教育局岗位工资条裁切/未完成</w:t>
             </w:r>
           </w:p>
         </w:tc>
@@ -4194,25 +3438,7 @@
                 <w:bCs w:val="0"/>
                 <w:sz w:val="32"/>
               </w:rPr>
-              <w:t>教育局岗位工资条裁切</w:t>
-            </w:r>
-            <w:r>
-              <w:rPr>
-                <w:rFonts w:ascii="宋体" w:hAnsi="宋体" w:hint="eastAsia"/>
-                <w:b w:val="0"/>
-                <w:bCs w:val="0"/>
-                <w:sz w:val="32"/>
-              </w:rPr>
-              <w:t>/</w:t>
-            </w:r>
-            <w:r>
-              <w:rPr>
-                <w:rFonts w:ascii="宋体" w:hAnsi="宋体" w:hint="eastAsia"/>
-                <w:b w:val="0"/>
-                <w:bCs w:val="0"/>
-                <w:sz w:val="32"/>
-              </w:rPr>
-              <w:t>未完成</w:t>
+              <w:t>教育局岗位工资条裁切/未完成</w:t>
             </w:r>
           </w:p>
         </w:tc>
@@ -4267,25 +3493,7 @@
                 <w:bCs w:val="0"/>
                 <w:sz w:val="32"/>
               </w:rPr>
-              <w:t>教育局岗位工资条裁切</w:t>
-            </w:r>
-            <w:r>
-              <w:rPr>
-                <w:rFonts w:ascii="宋体" w:hAnsi="宋体" w:hint="eastAsia"/>
-                <w:b w:val="0"/>
-                <w:bCs w:val="0"/>
-                <w:sz w:val="32"/>
-              </w:rPr>
-              <w:t>/</w:t>
-            </w:r>
-            <w:r>
-              <w:rPr>
-                <w:rFonts w:ascii="宋体" w:hAnsi="宋体" w:hint="eastAsia"/>
-                <w:b w:val="0"/>
-                <w:bCs w:val="0"/>
-                <w:sz w:val="32"/>
-              </w:rPr>
-              <w:t>完成</w:t>
+              <w:t>教育局岗位工资条裁切/完成</w:t>
             </w:r>
           </w:p>
         </w:tc>
@@ -4340,43 +3548,7 @@
                 <w:bCs w:val="0"/>
                 <w:sz w:val="32"/>
               </w:rPr>
-              <w:t>计划生育整改材料审计</w:t>
-            </w:r>
-            <w:r>
-              <w:rPr>
-                <w:rFonts w:ascii="宋体" w:hAnsi="宋体" w:hint="eastAsia"/>
-                <w:b w:val="0"/>
-                <w:bCs w:val="0"/>
-                <w:sz w:val="32"/>
-              </w:rPr>
-              <w:t>/</w:t>
-            </w:r>
-            <w:r>
-              <w:rPr>
-                <w:rFonts w:ascii="宋体" w:hAnsi="宋体" w:hint="eastAsia"/>
-                <w:b w:val="0"/>
-                <w:bCs w:val="0"/>
-                <w:sz w:val="32"/>
-              </w:rPr>
-              <w:t>教师出入境证件审计</w:t>
-            </w:r>
-            <w:r>
-              <w:rPr>
-                <w:rFonts w:ascii="宋体" w:hAnsi="宋体" w:hint="eastAsia"/>
-                <w:b w:val="0"/>
-                <w:bCs w:val="0"/>
-                <w:sz w:val="32"/>
-              </w:rPr>
-              <w:t>/</w:t>
-            </w:r>
-            <w:r>
-              <w:rPr>
-                <w:rFonts w:ascii="宋体" w:hAnsi="宋体" w:hint="eastAsia"/>
-                <w:b w:val="0"/>
-                <w:bCs w:val="0"/>
-                <w:sz w:val="32"/>
-              </w:rPr>
-              <w:t>完成</w:t>
+              <w:t>计划生育整改材料审计/教师出入境证件审计/完成</w:t>
             </w:r>
           </w:p>
         </w:tc>
@@ -4431,25 +3603,7 @@
                 <w:bCs w:val="0"/>
                 <w:sz w:val="32"/>
               </w:rPr>
-              <w:t>中层与校级干部备案确认</w:t>
-            </w:r>
-            <w:r>
-              <w:rPr>
-                <w:rFonts w:ascii="宋体" w:hAnsi="宋体" w:hint="eastAsia"/>
-                <w:b w:val="0"/>
-                <w:bCs w:val="0"/>
-                <w:sz w:val="32"/>
-              </w:rPr>
-              <w:t>/</w:t>
-            </w:r>
-            <w:r>
-              <w:rPr>
-                <w:rFonts w:ascii="宋体" w:hAnsi="宋体" w:hint="eastAsia"/>
-                <w:b w:val="0"/>
-                <w:bCs w:val="0"/>
-                <w:sz w:val="32"/>
-              </w:rPr>
-              <w:t>完成</w:t>
+              <w:t>中层与校级干部备案确认/完成</w:t>
             </w:r>
           </w:p>
         </w:tc>
@@ -4711,17 +3865,19 @@
           <w:bCs w:val="0"/>
           <w:sz w:val="30"/>
         </w:rPr>
-        <w:t xml:space="preserve">2025 </w:t>
-      </w:r>
-      <w:r>
+        <w:t>2025 年 04 月 21 日  至  2025 年 04 月 26 日</w:t>
+      </w:r>
+    </w:p>
+    <w:p>
+      <w:pPr>
+        <w:ind w:firstLineChars="200" w:firstLine="600"/>
         <w:rPr>
           <w:rFonts w:ascii="宋体" w:hAnsi="宋体" w:hint="eastAsia"/>
           <w:b w:val="0"/>
           <w:bCs w:val="0"/>
           <w:sz w:val="30"/>
         </w:rPr>
-        <w:t>年</w:t>
-      </w:r>
+      </w:pPr>
       <w:r>
         <w:rPr>
           <w:rFonts w:ascii="宋体" w:hAnsi="宋体" w:hint="eastAsia"/>
@@ -4729,7 +3885,7 @@
           <w:bCs w:val="0"/>
           <w:sz w:val="30"/>
         </w:rPr>
-        <w:t xml:space="preserve"> 04 </w:t>
+        <w:t>4.21日前往人事科报到，获得配备一名带教老师（</w:t>
       </w:r>
       <w:r>
         <w:rPr>
@@ -4738,7 +3894,7 @@
           <w:bCs w:val="0"/>
           <w:sz w:val="30"/>
         </w:rPr>
-        <w:t>月</w:t>
+        <w:t>HPY</w:t>
       </w:r>
       <w:r>
         <w:rPr>
@@ -4747,17 +3903,38 @@
           <w:bCs w:val="0"/>
           <w:sz w:val="30"/>
         </w:rPr>
-        <w:t xml:space="preserve"> 21 </w:t>
-      </w:r>
-      <w:r>
+        <w:t>）并与其对接工作。黄老师主要负责出入境管理，并将其部分工作派发予我。从4.21日至4.22日，负责完成</w:t>
+      </w:r>
+      <w:r>
+        <w:rPr>
+          <w:rFonts w:ascii="宋体" w:hAnsi="宋体" w:hint="eastAsia"/>
+          <w:b w:val="0"/>
+          <w:bCs w:val="0"/>
+          <w:sz w:val="32"/>
+        </w:rPr>
+        <w:t>教师出入境材料录入数据库。从4.23日至4.24日，负责对数据库的教师出入境材料进行审计，确保数据库登记的相关信息与真实证件相符。4.25日完成教师出入境材料审计任务，并短暂接手同科室另一位老师的教师评核材料工作。从4.26日开始，依据中层干部以上的单位变动，并对其出入境材料进行确认与归类。例如张某某从龙口西小学任职到均和小学任职，便需要将其相关证件（港澳通行证、台湾通行证、护照）从龙口西小学归置存放于均和小学。</w:t>
+      </w:r>
+    </w:p>
+    <w:p>
+      <w:pPr>
+        <w:spacing w:line="360" w:lineRule="auto"/>
+        <w:rPr>
+          <w:rFonts w:ascii="黑体" w:eastAsia="黑体"/>
+          <w:b w:val="0"/>
+          <w:sz w:val="32"/>
+        </w:rPr>
+      </w:pPr>
+    </w:p>
+    <w:p>
+      <w:pPr>
+        <w:jc w:val="center"/>
         <w:rPr>
           <w:rFonts w:ascii="宋体" w:hAnsi="宋体" w:hint="eastAsia"/>
           <w:b w:val="0"/>
           <w:bCs w:val="0"/>
           <w:sz w:val="30"/>
         </w:rPr>
-        <w:t>日</w:t>
-      </w:r>
+      </w:pPr>
       <w:r>
         <w:rPr>
           <w:rFonts w:ascii="宋体" w:hAnsi="宋体" w:hint="eastAsia"/>
@@ -4765,17 +3942,19 @@
           <w:bCs w:val="0"/>
           <w:sz w:val="30"/>
         </w:rPr>
-        <w:t xml:space="preserve">  </w:t>
-      </w:r>
-      <w:r>
+        <w:t>2025 年 04 月 27 日  至 2025 年 04 月 30 日</w:t>
+      </w:r>
+    </w:p>
+    <w:p>
+      <w:pPr>
+        <w:jc w:val="left"/>
         <w:rPr>
           <w:rFonts w:ascii="宋体" w:hAnsi="宋体" w:hint="eastAsia"/>
           <w:b w:val="0"/>
           <w:bCs w:val="0"/>
           <w:sz w:val="30"/>
         </w:rPr>
-        <w:t>至</w:t>
-      </w:r>
+      </w:pPr>
       <w:r>
         <w:rPr>
           <w:rFonts w:ascii="宋体" w:hAnsi="宋体" w:hint="eastAsia"/>
@@ -4783,26 +3962,30 @@
           <w:bCs w:val="0"/>
           <w:sz w:val="30"/>
         </w:rPr>
-        <w:t xml:space="preserve">  2025 </w:t>
-      </w:r>
-      <w:r>
+        <w:t xml:space="preserve">    接续上周任务，从4.27日开始负责对教师出入境材料进行系统归类，历经三天完成。期间临时被调遣至人事科第二办公室协助张子娴影印教师体检材料，影印完成后再对其进行审计。4.30日开始对教师出入境材料进行信息更迭与统一整合，主要目标是统一杂乱的学校名称，并对同一学校的各级教师进行序列整合。由于涉及多个数据库，任务周期将变得漫长。</w:t>
+      </w:r>
+    </w:p>
+    <w:p>
+      <w:pPr>
+        <w:jc w:val="center"/>
         <w:rPr>
           <w:rFonts w:ascii="宋体" w:hAnsi="宋体" w:hint="eastAsia"/>
           <w:b w:val="0"/>
           <w:bCs w:val="0"/>
           <w:sz w:val="30"/>
         </w:rPr>
-        <w:t>年</w:t>
-      </w:r>
-      <w:r>
+      </w:pPr>
+    </w:p>
+    <w:p>
+      <w:pPr>
+        <w:jc w:val="center"/>
         <w:rPr>
           <w:rFonts w:ascii="宋体" w:hAnsi="宋体" w:hint="eastAsia"/>
           <w:b w:val="0"/>
           <w:bCs w:val="0"/>
           <w:sz w:val="30"/>
         </w:rPr>
-        <w:t xml:space="preserve"> 04 </w:t>
-      </w:r>
+      </w:pPr>
       <w:r>
         <w:rPr>
           <w:rFonts w:ascii="宋体" w:hAnsi="宋体" w:hint="eastAsia"/>
@@ -4810,17 +3993,21 @@
           <w:bCs w:val="0"/>
           <w:sz w:val="30"/>
         </w:rPr>
-        <w:t>月</w:t>
-      </w:r>
-      <w:r>
+        <w:lastRenderedPageBreak/>
+        <w:t>2025 年 05 月 06 日  至  2025 年 05 月 09 日</w:t>
+      </w:r>
+    </w:p>
+    <w:p>
+      <w:pPr>
+        <w:ind w:firstLineChars="200" w:firstLine="600"/>
+        <w:jc w:val="left"/>
         <w:rPr>
           <w:rFonts w:ascii="宋体" w:hAnsi="宋体" w:hint="eastAsia"/>
           <w:b w:val="0"/>
           <w:bCs w:val="0"/>
           <w:sz w:val="30"/>
         </w:rPr>
-        <w:t xml:space="preserve"> 26 </w:t>
-      </w:r>
+      </w:pPr>
       <w:r>
         <w:rPr>
           <w:rFonts w:ascii="宋体" w:hAnsi="宋体" w:hint="eastAsia"/>
@@ -4828,12 +4015,12 @@
           <w:bCs w:val="0"/>
           <w:sz w:val="30"/>
         </w:rPr>
-        <w:t>日</w:t>
-      </w:r>
-    </w:p>
-    <w:p>
-      <w:pPr>
-        <w:ind w:firstLineChars="200" w:firstLine="600"/>
+        <w:t>接续4.30日，对教师出入境材料进行信息更迭与统一整合，由于涉及多个数据库，且历经几年积蓄丰富，任务周期更加漫长。</w:t>
+      </w:r>
+    </w:p>
+    <w:p>
+      <w:pPr>
+        <w:jc w:val="center"/>
         <w:rPr>
           <w:rFonts w:ascii="宋体" w:hAnsi="宋体" w:hint="eastAsia"/>
           <w:b w:val="0"/>
@@ -4841,15 +4028,17 @@
           <w:sz w:val="30"/>
         </w:rPr>
       </w:pPr>
-      <w:r>
+    </w:p>
+    <w:p>
+      <w:pPr>
+        <w:jc w:val="center"/>
         <w:rPr>
           <w:rFonts w:ascii="宋体" w:hAnsi="宋体" w:hint="eastAsia"/>
           <w:b w:val="0"/>
           <w:bCs w:val="0"/>
           <w:sz w:val="30"/>
         </w:rPr>
-        <w:t>4.21</w:t>
-      </w:r>
+      </w:pPr>
       <w:r>
         <w:rPr>
           <w:rFonts w:ascii="宋体" w:hAnsi="宋体" w:hint="eastAsia"/>
@@ -4857,17 +4046,19 @@
           <w:bCs w:val="0"/>
           <w:sz w:val="30"/>
         </w:rPr>
-        <w:t>日前往人事科报到，获得配备一名带教老师（黄佩仪）并与其对接工作。黄老师主要负责出入境管理，并将其部分工作派发予我。从</w:t>
-      </w:r>
-      <w:r>
+        <w:t>2025 年 05 月 12 日  至  2025 年 05 月 16 日</w:t>
+      </w:r>
+    </w:p>
+    <w:p>
+      <w:pPr>
+        <w:ind w:firstLineChars="200" w:firstLine="600"/>
         <w:rPr>
           <w:rFonts w:ascii="宋体" w:hAnsi="宋体" w:hint="eastAsia"/>
           <w:b w:val="0"/>
           <w:bCs w:val="0"/>
           <w:sz w:val="30"/>
         </w:rPr>
-        <w:t>4.21</w:t>
-      </w:r>
+      </w:pPr>
       <w:r>
         <w:rPr>
           <w:rFonts w:ascii="宋体" w:hAnsi="宋体" w:hint="eastAsia"/>
@@ -4875,128 +4066,46 @@
           <w:bCs w:val="0"/>
           <w:sz w:val="30"/>
         </w:rPr>
-        <w:t>日至</w:t>
-      </w:r>
-      <w:r>
+        <w:t>接续5月9日，历经半月对教师出入境材料进行信息更迭与统一整合，终于在5月15日结束了漫长的任务周期。15日当天还被临时调遣至保密室与人事科杨老师合作对两位教职工的评定材料进行协助审批，最终顺利完成。与此同时，我开始接手独生子女父母计划生育奖扶的相关材料，目标是登记提交人员，同时将所有材料依据小学——幼儿园、中学、直属单位、学校大类、科室储存的类别进行分类摆置，花费两天时间接近竣工。</w:t>
+      </w:r>
+    </w:p>
+    <w:p>
+      <w:pPr>
+        <w:jc w:val="center"/>
         <w:rPr>
           <w:rFonts w:ascii="宋体" w:hAnsi="宋体" w:hint="eastAsia"/>
           <w:b w:val="0"/>
           <w:bCs w:val="0"/>
           <w:sz w:val="30"/>
         </w:rPr>
-        <w:t>4.22</w:t>
-      </w:r>
-      <w:r>
+      </w:pPr>
+    </w:p>
+    <w:p>
+      <w:pPr>
+        <w:jc w:val="center"/>
         <w:rPr>
           <w:rFonts w:ascii="宋体" w:hAnsi="宋体" w:hint="eastAsia"/>
           <w:b w:val="0"/>
           <w:bCs w:val="0"/>
           <w:sz w:val="30"/>
         </w:rPr>
-        <w:t>日，负责完成</w:t>
-      </w:r>
-      <w:r>
-        <w:rPr>
-          <w:rFonts w:ascii="宋体" w:hAnsi="宋体" w:hint="eastAsia"/>
-          <w:b w:val="0"/>
-          <w:bCs w:val="0"/>
-          <w:sz w:val="32"/>
-        </w:rPr>
-        <w:t>教师出入境材料录入数据库。从</w:t>
-      </w:r>
-      <w:r>
-        <w:rPr>
-          <w:rFonts w:ascii="宋体" w:hAnsi="宋体" w:hint="eastAsia"/>
-          <w:b w:val="0"/>
-          <w:bCs w:val="0"/>
-          <w:sz w:val="32"/>
-        </w:rPr>
-        <w:t>4.23</w:t>
-      </w:r>
-      <w:r>
-        <w:rPr>
-          <w:rFonts w:ascii="宋体" w:hAnsi="宋体" w:hint="eastAsia"/>
-          <w:b w:val="0"/>
-          <w:bCs w:val="0"/>
-          <w:sz w:val="32"/>
-        </w:rPr>
-        <w:t>日至</w:t>
-      </w:r>
-      <w:r>
-        <w:rPr>
-          <w:rFonts w:ascii="宋体" w:hAnsi="宋体" w:hint="eastAsia"/>
-          <w:b w:val="0"/>
-          <w:bCs w:val="0"/>
-          <w:sz w:val="32"/>
-        </w:rPr>
-        <w:t>4.24</w:t>
-      </w:r>
-      <w:r>
-        <w:rPr>
-          <w:rFonts w:ascii="宋体" w:hAnsi="宋体" w:hint="eastAsia"/>
-          <w:b w:val="0"/>
-          <w:bCs w:val="0"/>
-          <w:sz w:val="32"/>
-        </w:rPr>
-        <w:t>日，负责对数据库的教师出入境材料进行审计，确保数据库登记的相关信息与真实证件相符。</w:t>
-      </w:r>
-      <w:r>
-        <w:rPr>
-          <w:rFonts w:ascii="宋体" w:hAnsi="宋体" w:hint="eastAsia"/>
-          <w:b w:val="0"/>
-          <w:bCs w:val="0"/>
-          <w:sz w:val="32"/>
-        </w:rPr>
-        <w:t>4.25</w:t>
-      </w:r>
-      <w:r>
-        <w:rPr>
-          <w:rFonts w:ascii="宋体" w:hAnsi="宋体" w:hint="eastAsia"/>
-          <w:b w:val="0"/>
-          <w:bCs w:val="0"/>
-          <w:sz w:val="32"/>
-        </w:rPr>
-        <w:t>日完成教师出入境材料审计任务，并短暂接手同科室另一位老师的教师评核材料工作。从</w:t>
-      </w:r>
-      <w:r>
-        <w:rPr>
-          <w:rFonts w:ascii="宋体" w:hAnsi="宋体" w:hint="eastAsia"/>
-          <w:b w:val="0"/>
-          <w:bCs w:val="0"/>
-          <w:sz w:val="32"/>
-        </w:rPr>
-        <w:t>4.26</w:t>
-      </w:r>
-      <w:r>
-        <w:rPr>
-          <w:rFonts w:ascii="宋体" w:hAnsi="宋体" w:hint="eastAsia"/>
-          <w:b w:val="0"/>
-          <w:bCs w:val="0"/>
-          <w:sz w:val="32"/>
-        </w:rPr>
-        <w:t>日开始，依据中层干部以上的单位变动，并对其出入境材料进行确认与归类。例如张某某从龙口西小学任职到均和小学任职，便需要将其相关证件（港澳通行证、台湾通行证、护照）从龙口西小学归置存放于均和小学。</w:t>
-      </w:r>
-    </w:p>
-    <w:p>
-      <w:pPr>
-        <w:spacing w:line="360" w:lineRule="auto"/>
-        <w:rPr>
-          <w:rFonts w:ascii="黑体" w:eastAsia="黑体"/>
-          <w:b w:val="0"/>
-          <w:sz w:val="32"/>
-        </w:rPr>
-      </w:pPr>
-    </w:p>
-    <w:p>
-      <w:pPr>
-        <w:jc w:val="center"/>
+      </w:pPr>
+      <w:r>
         <w:rPr>
           <w:rFonts w:ascii="宋体" w:hAnsi="宋体" w:hint="eastAsia"/>
           <w:b w:val="0"/>
           <w:bCs w:val="0"/>
           <w:sz w:val="30"/>
         </w:rPr>
-      </w:pPr>
+        <w:t>2025</w:t>
+      </w:r>
+      <w:r>
+        <w:rPr>
+          <w:rFonts w:ascii="宋体" w:hAnsi="宋体" w:hint="eastAsia"/>
+          <w:sz w:val="30"/>
+        </w:rPr>
+        <w:t xml:space="preserve"> </w:t>
+      </w:r>
       <w:r>
         <w:rPr>
           <w:rFonts w:ascii="宋体" w:hAnsi="宋体" w:hint="eastAsia"/>
@@ -5004,17 +4113,20 @@
           <w:bCs w:val="0"/>
           <w:sz w:val="30"/>
         </w:rPr>
-        <w:t xml:space="preserve">2025 </w:t>
-      </w:r>
-      <w:r>
+        <w:t>年 05 月 19 日  至  2025 年 05 月 23 日</w:t>
+      </w:r>
+    </w:p>
+    <w:p>
+      <w:pPr>
+        <w:ind w:firstLineChars="200" w:firstLine="600"/>
+        <w:jc w:val="left"/>
         <w:rPr>
           <w:rFonts w:ascii="宋体" w:hAnsi="宋体" w:hint="eastAsia"/>
           <w:b w:val="0"/>
           <w:bCs w:val="0"/>
           <w:sz w:val="30"/>
         </w:rPr>
-        <w:t>年</w:t>
-      </w:r>
+      </w:pPr>
       <w:r>
         <w:rPr>
           <w:rFonts w:ascii="宋体" w:hAnsi="宋体" w:hint="eastAsia"/>
@@ -5022,7 +4134,7 @@
           <w:bCs w:val="0"/>
           <w:sz w:val="30"/>
         </w:rPr>
-        <w:t xml:space="preserve"> 04 </w:t>
+        <w:t>5月19日起接手住房补贴申请材料审计管理工作。任务是按照给定的模板，核查申请人是否有领取过相关住房补贴，若无则对申请人进行分类（社会人员、应届生、随军家属等等），然后再嵌入申请人提交的所有相关材料名称，以及输入申请人的职业履历。历经三天，至21日完成住房补贴的审计管理。次日我没有接手其他任务，难得清闲，于是转头复习了738个单词。23日起接手教育局近6年的岗位工资条裁切工作，目标是</w:t>
       </w:r>
       <w:r>
         <w:rPr>
@@ -5031,26 +4143,31 @@
           <w:bCs w:val="0"/>
           <w:sz w:val="30"/>
         </w:rPr>
-        <w:t>月</w:t>
-      </w:r>
-      <w:r>
+        <w:lastRenderedPageBreak/>
+        <w:t>将所有工资条按人名归置相应信封储存。但因为年份较多，每个职工都涉及到大量工资表，且由于不完全信息导致的随机性问题，我不能一次性直接裁切某职工的所有工资表。例如关某某可能在前3年在教育局任职，第4年和第5年被派遣其他单位，第6年又被调遣回教育局，所以关某某只在1，2，3，6年有工资表记录。但由于我裁切时不清楚其任职履历，就无法预测其在第几年会有工资记录，所以无法做到对个人进行精准裁切。基于这样的事实，处理的办法是为每个职工创建一个临时信封，将裁切的工资表按人名用临时信封装点，待全部年份的印纸裁切完毕后再归入相应信封。另一个问题是由于工资印纸尺寸很大，直接裁切容易裁歪，于是我利用每一栏的个人工资表，瞄准表格边线对印纸进行横向部分折叠（不是完全折叠，边沿处需要显露人名），重复折叠两次后，印纸尺寸被大大减小，这样再沿着表格边线水平裁切，裁切精准性和速率都得到了显著提升，但在起初依然容易出现裁歪现象。</w:t>
+      </w:r>
+    </w:p>
+    <w:p>
+      <w:pPr>
+        <w:jc w:val="center"/>
         <w:rPr>
           <w:rFonts w:ascii="宋体" w:hAnsi="宋体" w:hint="eastAsia"/>
           <w:b w:val="0"/>
           <w:bCs w:val="0"/>
           <w:sz w:val="30"/>
         </w:rPr>
-        <w:t xml:space="preserve"> 27 </w:t>
-      </w:r>
-      <w:r>
+      </w:pPr>
+    </w:p>
+    <w:p>
+      <w:pPr>
+        <w:jc w:val="center"/>
         <w:rPr>
           <w:rFonts w:ascii="宋体" w:hAnsi="宋体" w:hint="eastAsia"/>
           <w:b w:val="0"/>
           <w:bCs w:val="0"/>
           <w:sz w:val="30"/>
         </w:rPr>
-        <w:t>日</w:t>
-      </w:r>
+      </w:pPr>
       <w:r>
         <w:rPr>
           <w:rFonts w:ascii="宋体" w:hAnsi="宋体" w:hint="eastAsia"/>
@@ -5058,17 +4175,20 @@
           <w:bCs w:val="0"/>
           <w:sz w:val="30"/>
         </w:rPr>
-        <w:t xml:space="preserve">  </w:t>
-      </w:r>
-      <w:r>
+        <w:t>2025 年 05 月 26 日 至 2025 年 05 月 30 日</w:t>
+      </w:r>
+    </w:p>
+    <w:p>
+      <w:pPr>
+        <w:ind w:firstLineChars="200" w:firstLine="600"/>
+        <w:jc w:val="left"/>
         <w:rPr>
           <w:rFonts w:ascii="宋体" w:hAnsi="宋体" w:hint="eastAsia"/>
           <w:b w:val="0"/>
           <w:bCs w:val="0"/>
           <w:sz w:val="30"/>
         </w:rPr>
-        <w:t>至</w:t>
-      </w:r>
+      </w:pPr>
       <w:r>
         <w:rPr>
           <w:rFonts w:ascii="宋体" w:hAnsi="宋体" w:hint="eastAsia"/>
@@ -5076,17 +4196,29 @@
           <w:bCs w:val="0"/>
           <w:sz w:val="30"/>
         </w:rPr>
-        <w:t xml:space="preserve"> 2025 </w:t>
-      </w:r>
-      <w:r>
+        <w:t>接续上周任务，本周继续裁切工资条。连续的裁切训练使我的熟练度大大提升，能够将边线割面处理得愈加平整，以及伴随而来的效率提升。如此连续五天，期间并无新鲜事。</w:t>
+      </w:r>
+    </w:p>
+    <w:p>
+      <w:pPr>
+        <w:spacing w:line="360" w:lineRule="auto"/>
+        <w:rPr>
+          <w:rFonts w:ascii="黑体" w:eastAsia="黑体"/>
+          <w:b w:val="0"/>
+          <w:sz w:val="32"/>
+        </w:rPr>
+      </w:pPr>
+    </w:p>
+    <w:p>
+      <w:pPr>
+        <w:jc w:val="center"/>
         <w:rPr>
           <w:rFonts w:ascii="宋体" w:hAnsi="宋体" w:hint="eastAsia"/>
           <w:b w:val="0"/>
           <w:bCs w:val="0"/>
           <w:sz w:val="30"/>
         </w:rPr>
-        <w:t>年</w:t>
-      </w:r>
+      </w:pPr>
       <w:r>
         <w:rPr>
           <w:rFonts w:ascii="宋体" w:hAnsi="宋体" w:hint="eastAsia"/>
@@ -5094,17 +4226,20 @@
           <w:bCs w:val="0"/>
           <w:sz w:val="30"/>
         </w:rPr>
-        <w:t xml:space="preserve"> 04 </w:t>
-      </w:r>
-      <w:r>
+        <w:t>2025 年 06 月 03 日 至 2025 年 06 月 06 日</w:t>
+      </w:r>
+    </w:p>
+    <w:p>
+      <w:pPr>
+        <w:spacing w:line="360" w:lineRule="auto"/>
+        <w:ind w:firstLineChars="200" w:firstLine="600"/>
         <w:rPr>
           <w:rFonts w:ascii="宋体" w:hAnsi="宋体" w:hint="eastAsia"/>
           <w:b w:val="0"/>
           <w:bCs w:val="0"/>
           <w:sz w:val="30"/>
         </w:rPr>
-        <w:t>月</w:t>
-      </w:r>
+      </w:pPr>
       <w:r>
         <w:rPr>
           <w:rFonts w:ascii="宋体" w:hAnsi="宋体" w:hint="eastAsia"/>
@@ -5112,21 +4247,24 @@
           <w:bCs w:val="0"/>
           <w:sz w:val="30"/>
         </w:rPr>
-        <w:t xml:space="preserve"> 30 </w:t>
-      </w:r>
-      <w:r>
+        <w:lastRenderedPageBreak/>
+        <w:t>接续上周工作，本周将继续裁切更多工资条。经过一周多的训练，我的裁切手法愈加娴熟，切面平整的稳定性更是显著提升，并且就速度上，最快可以12分钟完成一卷工资印纸裁切和临时装点。最后在周四完成所有裁切任务，并在周五进行了统一归置。而后又临时处理了独生子女父母计划生育奖金的材料更新工作。一切完成后，最后一小时进行了六级备战。</w:t>
+      </w:r>
+    </w:p>
+    <w:p>
+      <w:pPr>
+        <w:spacing w:line="360" w:lineRule="auto"/>
         <w:rPr>
           <w:rFonts w:ascii="宋体" w:hAnsi="宋体" w:hint="eastAsia"/>
           <w:b w:val="0"/>
           <w:bCs w:val="0"/>
           <w:sz w:val="30"/>
         </w:rPr>
-        <w:t>日</w:t>
-      </w:r>
-    </w:p>
-    <w:p>
-      <w:pPr>
-        <w:jc w:val="left"/>
+      </w:pPr>
+    </w:p>
+    <w:p>
+      <w:pPr>
+        <w:jc w:val="center"/>
         <w:rPr>
           <w:rFonts w:ascii="宋体" w:hAnsi="宋体" w:hint="eastAsia"/>
           <w:b w:val="0"/>
@@ -5141,17 +4279,20 @@
           <w:bCs w:val="0"/>
           <w:sz w:val="30"/>
         </w:rPr>
-        <w:t xml:space="preserve">    </w:t>
-      </w:r>
-      <w:r>
+        <w:t>2025 年 06 月 09 日 至 2025 年 06 月 13 日</w:t>
+      </w:r>
+    </w:p>
+    <w:p>
+      <w:pPr>
+        <w:spacing w:line="360" w:lineRule="auto"/>
+        <w:ind w:firstLineChars="200" w:firstLine="600"/>
         <w:rPr>
           <w:rFonts w:ascii="宋体" w:hAnsi="宋体" w:hint="eastAsia"/>
           <w:b w:val="0"/>
           <w:bCs w:val="0"/>
           <w:sz w:val="30"/>
         </w:rPr>
-        <w:t>接续上周任务，从</w:t>
-      </w:r>
+      </w:pPr>
       <w:r>
         <w:rPr>
           <w:rFonts w:ascii="宋体" w:hAnsi="宋体" w:hint="eastAsia"/>
@@ -5159,7 +4300,7 @@
           <w:bCs w:val="0"/>
           <w:sz w:val="30"/>
         </w:rPr>
-        <w:t>4.27</w:t>
+        <w:t>本周伊始承担了三项新任务，一是对独生子女父母计划生育奖扶的整改材料进行审批登记，并且在整改名单中标记已整改上交的部分，从而确认哪些人还未整改上交。二是将已过期的出入境证标记。三是对</w:t>
       </w:r>
       <w:r>
         <w:rPr>
@@ -5168,7 +4309,7 @@
           <w:bCs w:val="0"/>
           <w:sz w:val="30"/>
         </w:rPr>
-        <w:t>日开始负责对教师出入境材料进行系统归类，历经三天完成。期间临时被调遣至人事科第二办公室协助张子娴影印教师体检材料，影印完成后再对其进行审计。</w:t>
+        <w:t>TH</w:t>
       </w:r>
       <w:r>
         <w:rPr>
@@ -5177,1488 +4318,7 @@
           <w:bCs w:val="0"/>
           <w:sz w:val="30"/>
         </w:rPr>
-        <w:t>4.30</w:t>
-      </w:r>
-      <w:r>
-        <w:rPr>
-          <w:rFonts w:ascii="宋体" w:hAnsi="宋体" w:hint="eastAsia"/>
-          <w:b w:val="0"/>
-          <w:bCs w:val="0"/>
-          <w:sz w:val="30"/>
-        </w:rPr>
-        <w:t>日开始对教师出入境材料进行信息更迭与统一整合，主要目标是统一杂乱的学校名称，并对同一学校的各级教师进行序列整合。由于涉及多个数据库，任务周期将变得漫长。</w:t>
-      </w:r>
-    </w:p>
-    <w:p>
-      <w:pPr>
-        <w:jc w:val="center"/>
-        <w:rPr>
-          <w:rFonts w:ascii="宋体" w:hAnsi="宋体" w:hint="eastAsia"/>
-          <w:b w:val="0"/>
-          <w:bCs w:val="0"/>
-          <w:sz w:val="30"/>
-        </w:rPr>
-      </w:pPr>
-    </w:p>
-    <w:p>
-      <w:pPr>
-        <w:jc w:val="center"/>
-        <w:rPr>
-          <w:rFonts w:ascii="宋体" w:hAnsi="宋体" w:hint="eastAsia"/>
-          <w:b w:val="0"/>
-          <w:bCs w:val="0"/>
-          <w:sz w:val="30"/>
-        </w:rPr>
-      </w:pPr>
-      <w:r>
-        <w:rPr>
-          <w:rFonts w:ascii="宋体" w:hAnsi="宋体" w:hint="eastAsia"/>
-          <w:b w:val="0"/>
-          <w:bCs w:val="0"/>
-          <w:sz w:val="30"/>
-        </w:rPr>
-        <w:lastRenderedPageBreak/>
-        <w:t xml:space="preserve">2025 </w:t>
-      </w:r>
-      <w:r>
-        <w:rPr>
-          <w:rFonts w:ascii="宋体" w:hAnsi="宋体" w:hint="eastAsia"/>
-          <w:b w:val="0"/>
-          <w:bCs w:val="0"/>
-          <w:sz w:val="30"/>
-        </w:rPr>
-        <w:t>年</w:t>
-      </w:r>
-      <w:r>
-        <w:rPr>
-          <w:rFonts w:ascii="宋体" w:hAnsi="宋体" w:hint="eastAsia"/>
-          <w:b w:val="0"/>
-          <w:bCs w:val="0"/>
-          <w:sz w:val="30"/>
-        </w:rPr>
-        <w:t xml:space="preserve"> 05 </w:t>
-      </w:r>
-      <w:r>
-        <w:rPr>
-          <w:rFonts w:ascii="宋体" w:hAnsi="宋体" w:hint="eastAsia"/>
-          <w:b w:val="0"/>
-          <w:bCs w:val="0"/>
-          <w:sz w:val="30"/>
-        </w:rPr>
-        <w:t>月</w:t>
-      </w:r>
-      <w:r>
-        <w:rPr>
-          <w:rFonts w:ascii="宋体" w:hAnsi="宋体" w:hint="eastAsia"/>
-          <w:b w:val="0"/>
-          <w:bCs w:val="0"/>
-          <w:sz w:val="30"/>
-        </w:rPr>
-        <w:t xml:space="preserve"> 06 </w:t>
-      </w:r>
-      <w:r>
-        <w:rPr>
-          <w:rFonts w:ascii="宋体" w:hAnsi="宋体" w:hint="eastAsia"/>
-          <w:b w:val="0"/>
-          <w:bCs w:val="0"/>
-          <w:sz w:val="30"/>
-        </w:rPr>
-        <w:t>日</w:t>
-      </w:r>
-      <w:r>
-        <w:rPr>
-          <w:rFonts w:ascii="宋体" w:hAnsi="宋体" w:hint="eastAsia"/>
-          <w:b w:val="0"/>
-          <w:bCs w:val="0"/>
-          <w:sz w:val="30"/>
-        </w:rPr>
-        <w:t xml:space="preserve">  </w:t>
-      </w:r>
-      <w:r>
-        <w:rPr>
-          <w:rFonts w:ascii="宋体" w:hAnsi="宋体" w:hint="eastAsia"/>
-          <w:b w:val="0"/>
-          <w:bCs w:val="0"/>
-          <w:sz w:val="30"/>
-        </w:rPr>
-        <w:t>至</w:t>
-      </w:r>
-      <w:r>
-        <w:rPr>
-          <w:rFonts w:ascii="宋体" w:hAnsi="宋体" w:hint="eastAsia"/>
-          <w:b w:val="0"/>
-          <w:bCs w:val="0"/>
-          <w:sz w:val="30"/>
-        </w:rPr>
-        <w:t xml:space="preserve">  2025 </w:t>
-      </w:r>
-      <w:r>
-        <w:rPr>
-          <w:rFonts w:ascii="宋体" w:hAnsi="宋体" w:hint="eastAsia"/>
-          <w:b w:val="0"/>
-          <w:bCs w:val="0"/>
-          <w:sz w:val="30"/>
-        </w:rPr>
-        <w:t>年</w:t>
-      </w:r>
-      <w:r>
-        <w:rPr>
-          <w:rFonts w:ascii="宋体" w:hAnsi="宋体" w:hint="eastAsia"/>
-          <w:b w:val="0"/>
-          <w:bCs w:val="0"/>
-          <w:sz w:val="30"/>
-        </w:rPr>
-        <w:t xml:space="preserve"> 05 </w:t>
-      </w:r>
-      <w:r>
-        <w:rPr>
-          <w:rFonts w:ascii="宋体" w:hAnsi="宋体" w:hint="eastAsia"/>
-          <w:b w:val="0"/>
-          <w:bCs w:val="0"/>
-          <w:sz w:val="30"/>
-        </w:rPr>
-        <w:t>月</w:t>
-      </w:r>
-      <w:r>
-        <w:rPr>
-          <w:rFonts w:ascii="宋体" w:hAnsi="宋体" w:hint="eastAsia"/>
-          <w:b w:val="0"/>
-          <w:bCs w:val="0"/>
-          <w:sz w:val="30"/>
-        </w:rPr>
-        <w:t xml:space="preserve"> 09 </w:t>
-      </w:r>
-      <w:r>
-        <w:rPr>
-          <w:rFonts w:ascii="宋体" w:hAnsi="宋体" w:hint="eastAsia"/>
-          <w:b w:val="0"/>
-          <w:bCs w:val="0"/>
-          <w:sz w:val="30"/>
-        </w:rPr>
-        <w:t>日</w:t>
-      </w:r>
-    </w:p>
-    <w:p>
-      <w:pPr>
-        <w:ind w:firstLineChars="200" w:firstLine="600"/>
-        <w:jc w:val="left"/>
-        <w:rPr>
-          <w:rFonts w:ascii="宋体" w:hAnsi="宋体" w:hint="eastAsia"/>
-          <w:b w:val="0"/>
-          <w:bCs w:val="0"/>
-          <w:sz w:val="30"/>
-        </w:rPr>
-      </w:pPr>
-      <w:r>
-        <w:rPr>
-          <w:rFonts w:ascii="宋体" w:hAnsi="宋体" w:hint="eastAsia"/>
-          <w:b w:val="0"/>
-          <w:bCs w:val="0"/>
-          <w:sz w:val="30"/>
-        </w:rPr>
-        <w:t>接续</w:t>
-      </w:r>
-      <w:r>
-        <w:rPr>
-          <w:rFonts w:ascii="宋体" w:hAnsi="宋体" w:hint="eastAsia"/>
-          <w:b w:val="0"/>
-          <w:bCs w:val="0"/>
-          <w:sz w:val="30"/>
-        </w:rPr>
-        <w:t>4.30</w:t>
-      </w:r>
-      <w:r>
-        <w:rPr>
-          <w:rFonts w:ascii="宋体" w:hAnsi="宋体" w:hint="eastAsia"/>
-          <w:b w:val="0"/>
-          <w:bCs w:val="0"/>
-          <w:sz w:val="30"/>
-        </w:rPr>
-        <w:t>日，对教师出入境材料进行信息更迭与统一整合，由于涉及多个数据库，且历经几年积蓄丰富，任务周期更加漫长。</w:t>
-      </w:r>
-    </w:p>
-    <w:p>
-      <w:pPr>
-        <w:jc w:val="center"/>
-        <w:rPr>
-          <w:rFonts w:ascii="宋体" w:hAnsi="宋体" w:hint="eastAsia"/>
-          <w:b w:val="0"/>
-          <w:bCs w:val="0"/>
-          <w:sz w:val="30"/>
-        </w:rPr>
-      </w:pPr>
-    </w:p>
-    <w:p>
-      <w:pPr>
-        <w:jc w:val="center"/>
-        <w:rPr>
-          <w:rFonts w:ascii="宋体" w:hAnsi="宋体" w:hint="eastAsia"/>
-          <w:b w:val="0"/>
-          <w:bCs w:val="0"/>
-          <w:sz w:val="30"/>
-        </w:rPr>
-      </w:pPr>
-      <w:r>
-        <w:rPr>
-          <w:rFonts w:ascii="宋体" w:hAnsi="宋体" w:hint="eastAsia"/>
-          <w:b w:val="0"/>
-          <w:bCs w:val="0"/>
-          <w:sz w:val="30"/>
-        </w:rPr>
-        <w:t xml:space="preserve">2025 </w:t>
-      </w:r>
-      <w:r>
-        <w:rPr>
-          <w:rFonts w:ascii="宋体" w:hAnsi="宋体" w:hint="eastAsia"/>
-          <w:b w:val="0"/>
-          <w:bCs w:val="0"/>
-          <w:sz w:val="30"/>
-        </w:rPr>
-        <w:t>年</w:t>
-      </w:r>
-      <w:r>
-        <w:rPr>
-          <w:rFonts w:ascii="宋体" w:hAnsi="宋体" w:hint="eastAsia"/>
-          <w:b w:val="0"/>
-          <w:bCs w:val="0"/>
-          <w:sz w:val="30"/>
-        </w:rPr>
-        <w:t xml:space="preserve"> 05 </w:t>
-      </w:r>
-      <w:r>
-        <w:rPr>
-          <w:rFonts w:ascii="宋体" w:hAnsi="宋体" w:hint="eastAsia"/>
-          <w:b w:val="0"/>
-          <w:bCs w:val="0"/>
-          <w:sz w:val="30"/>
-        </w:rPr>
-        <w:t>月</w:t>
-      </w:r>
-      <w:r>
-        <w:rPr>
-          <w:rFonts w:ascii="宋体" w:hAnsi="宋体" w:hint="eastAsia"/>
-          <w:b w:val="0"/>
-          <w:bCs w:val="0"/>
-          <w:sz w:val="30"/>
-        </w:rPr>
-        <w:t xml:space="preserve"> 12 </w:t>
-      </w:r>
-      <w:r>
-        <w:rPr>
-          <w:rFonts w:ascii="宋体" w:hAnsi="宋体" w:hint="eastAsia"/>
-          <w:b w:val="0"/>
-          <w:bCs w:val="0"/>
-          <w:sz w:val="30"/>
-        </w:rPr>
-        <w:t>日</w:t>
-      </w:r>
-      <w:r>
-        <w:rPr>
-          <w:rFonts w:ascii="宋体" w:hAnsi="宋体" w:hint="eastAsia"/>
-          <w:b w:val="0"/>
-          <w:bCs w:val="0"/>
-          <w:sz w:val="30"/>
-        </w:rPr>
-        <w:t xml:space="preserve">  </w:t>
-      </w:r>
-      <w:r>
-        <w:rPr>
-          <w:rFonts w:ascii="宋体" w:hAnsi="宋体" w:hint="eastAsia"/>
-          <w:b w:val="0"/>
-          <w:bCs w:val="0"/>
-          <w:sz w:val="30"/>
-        </w:rPr>
-        <w:t>至</w:t>
-      </w:r>
-      <w:r>
-        <w:rPr>
-          <w:rFonts w:ascii="宋体" w:hAnsi="宋体" w:hint="eastAsia"/>
-          <w:b w:val="0"/>
-          <w:bCs w:val="0"/>
-          <w:sz w:val="30"/>
-        </w:rPr>
-        <w:t xml:space="preserve">  2025 </w:t>
-      </w:r>
-      <w:r>
-        <w:rPr>
-          <w:rFonts w:ascii="宋体" w:hAnsi="宋体" w:hint="eastAsia"/>
-          <w:b w:val="0"/>
-          <w:bCs w:val="0"/>
-          <w:sz w:val="30"/>
-        </w:rPr>
-        <w:t>年</w:t>
-      </w:r>
-      <w:r>
-        <w:rPr>
-          <w:rFonts w:ascii="宋体" w:hAnsi="宋体" w:hint="eastAsia"/>
-          <w:b w:val="0"/>
-          <w:bCs w:val="0"/>
-          <w:sz w:val="30"/>
-        </w:rPr>
-        <w:t xml:space="preserve"> 05 </w:t>
-      </w:r>
-      <w:r>
-        <w:rPr>
-          <w:rFonts w:ascii="宋体" w:hAnsi="宋体" w:hint="eastAsia"/>
-          <w:b w:val="0"/>
-          <w:bCs w:val="0"/>
-          <w:sz w:val="30"/>
-        </w:rPr>
-        <w:t>月</w:t>
-      </w:r>
-      <w:r>
-        <w:rPr>
-          <w:rFonts w:ascii="宋体" w:hAnsi="宋体" w:hint="eastAsia"/>
-          <w:b w:val="0"/>
-          <w:bCs w:val="0"/>
-          <w:sz w:val="30"/>
-        </w:rPr>
-        <w:t xml:space="preserve"> 16 </w:t>
-      </w:r>
-      <w:r>
-        <w:rPr>
-          <w:rFonts w:ascii="宋体" w:hAnsi="宋体" w:hint="eastAsia"/>
-          <w:b w:val="0"/>
-          <w:bCs w:val="0"/>
-          <w:sz w:val="30"/>
-        </w:rPr>
-        <w:t>日</w:t>
-      </w:r>
-    </w:p>
-    <w:p>
-      <w:pPr>
-        <w:ind w:firstLineChars="200" w:firstLine="600"/>
-        <w:rPr>
-          <w:rFonts w:ascii="宋体" w:hAnsi="宋体" w:hint="eastAsia"/>
-          <w:b w:val="0"/>
-          <w:bCs w:val="0"/>
-          <w:sz w:val="30"/>
-        </w:rPr>
-      </w:pPr>
-      <w:r>
-        <w:rPr>
-          <w:rFonts w:ascii="宋体" w:hAnsi="宋体" w:hint="eastAsia"/>
-          <w:b w:val="0"/>
-          <w:bCs w:val="0"/>
-          <w:sz w:val="30"/>
-        </w:rPr>
-        <w:t>接续</w:t>
-      </w:r>
-      <w:r>
-        <w:rPr>
-          <w:rFonts w:ascii="宋体" w:hAnsi="宋体" w:hint="eastAsia"/>
-          <w:b w:val="0"/>
-          <w:bCs w:val="0"/>
-          <w:sz w:val="30"/>
-        </w:rPr>
-        <w:t>5</w:t>
-      </w:r>
-      <w:r>
-        <w:rPr>
-          <w:rFonts w:ascii="宋体" w:hAnsi="宋体" w:hint="eastAsia"/>
-          <w:b w:val="0"/>
-          <w:bCs w:val="0"/>
-          <w:sz w:val="30"/>
-        </w:rPr>
-        <w:t>月</w:t>
-      </w:r>
-      <w:r>
-        <w:rPr>
-          <w:rFonts w:ascii="宋体" w:hAnsi="宋体" w:hint="eastAsia"/>
-          <w:b w:val="0"/>
-          <w:bCs w:val="0"/>
-          <w:sz w:val="30"/>
-        </w:rPr>
-        <w:t>9</w:t>
-      </w:r>
-      <w:r>
-        <w:rPr>
-          <w:rFonts w:ascii="宋体" w:hAnsi="宋体" w:hint="eastAsia"/>
-          <w:b w:val="0"/>
-          <w:bCs w:val="0"/>
-          <w:sz w:val="30"/>
-        </w:rPr>
-        <w:t>日，历经半月对教师出入境材料进行信息更迭与统一整合，终于在</w:t>
-      </w:r>
-      <w:r>
-        <w:rPr>
-          <w:rFonts w:ascii="宋体" w:hAnsi="宋体" w:hint="eastAsia"/>
-          <w:b w:val="0"/>
-          <w:bCs w:val="0"/>
-          <w:sz w:val="30"/>
-        </w:rPr>
-        <w:t>5</w:t>
-      </w:r>
-      <w:r>
-        <w:rPr>
-          <w:rFonts w:ascii="宋体" w:hAnsi="宋体" w:hint="eastAsia"/>
-          <w:b w:val="0"/>
-          <w:bCs w:val="0"/>
-          <w:sz w:val="30"/>
-        </w:rPr>
-        <w:t>月</w:t>
-      </w:r>
-      <w:r>
-        <w:rPr>
-          <w:rFonts w:ascii="宋体" w:hAnsi="宋体" w:hint="eastAsia"/>
-          <w:b w:val="0"/>
-          <w:bCs w:val="0"/>
-          <w:sz w:val="30"/>
-        </w:rPr>
-        <w:t>15</w:t>
-      </w:r>
-      <w:r>
-        <w:rPr>
-          <w:rFonts w:ascii="宋体" w:hAnsi="宋体" w:hint="eastAsia"/>
-          <w:b w:val="0"/>
-          <w:bCs w:val="0"/>
-          <w:sz w:val="30"/>
-        </w:rPr>
-        <w:t>日结束了漫长的任务周期。</w:t>
-      </w:r>
-      <w:r>
-        <w:rPr>
-          <w:rFonts w:ascii="宋体" w:hAnsi="宋体" w:hint="eastAsia"/>
-          <w:b w:val="0"/>
-          <w:bCs w:val="0"/>
-          <w:sz w:val="30"/>
-        </w:rPr>
-        <w:t>15</w:t>
-      </w:r>
-      <w:r>
-        <w:rPr>
-          <w:rFonts w:ascii="宋体" w:hAnsi="宋体" w:hint="eastAsia"/>
-          <w:b w:val="0"/>
-          <w:bCs w:val="0"/>
-          <w:sz w:val="30"/>
-        </w:rPr>
-        <w:t>日当天还被临时调遣至保密室与人事科杨老师合作对两位教职工的评定材料进行协助审批，最终顺利完成。与此同时，我开始接手独生子女父母计划生育奖扶的相关材料，目标是登记提交人员，同时将所有材料依据小学——幼儿园、中学、直属单位、学校大类、科室储存的类别进行分类摆置，花费两天时间接近竣工。</w:t>
-      </w:r>
-    </w:p>
-    <w:p>
-      <w:pPr>
-        <w:jc w:val="center"/>
-        <w:rPr>
-          <w:rFonts w:ascii="宋体" w:hAnsi="宋体" w:hint="eastAsia"/>
-          <w:b w:val="0"/>
-          <w:bCs w:val="0"/>
-          <w:sz w:val="30"/>
-        </w:rPr>
-      </w:pPr>
-    </w:p>
-    <w:p>
-      <w:pPr>
-        <w:jc w:val="center"/>
-        <w:rPr>
-          <w:rFonts w:ascii="宋体" w:hAnsi="宋体" w:hint="eastAsia"/>
-          <w:b w:val="0"/>
-          <w:bCs w:val="0"/>
-          <w:sz w:val="30"/>
-        </w:rPr>
-      </w:pPr>
-      <w:r>
-        <w:rPr>
-          <w:rFonts w:ascii="宋体" w:hAnsi="宋体" w:hint="eastAsia"/>
-          <w:b w:val="0"/>
-          <w:bCs w:val="0"/>
-          <w:sz w:val="30"/>
-        </w:rPr>
-        <w:t>2025</w:t>
-      </w:r>
-      <w:r>
-        <w:rPr>
-          <w:rFonts w:ascii="宋体" w:hAnsi="宋体" w:hint="eastAsia"/>
-          <w:sz w:val="30"/>
-        </w:rPr>
-        <w:t xml:space="preserve"> </w:t>
-      </w:r>
-      <w:r>
-        <w:rPr>
-          <w:rFonts w:ascii="宋体" w:hAnsi="宋体" w:hint="eastAsia"/>
-          <w:b w:val="0"/>
-          <w:bCs w:val="0"/>
-          <w:sz w:val="30"/>
-        </w:rPr>
-        <w:t>年</w:t>
-      </w:r>
-      <w:r>
-        <w:rPr>
-          <w:rFonts w:ascii="宋体" w:hAnsi="宋体" w:hint="eastAsia"/>
-          <w:b w:val="0"/>
-          <w:bCs w:val="0"/>
-          <w:sz w:val="30"/>
-        </w:rPr>
-        <w:t xml:space="preserve"> 05 </w:t>
-      </w:r>
-      <w:r>
-        <w:rPr>
-          <w:rFonts w:ascii="宋体" w:hAnsi="宋体" w:hint="eastAsia"/>
-          <w:b w:val="0"/>
-          <w:bCs w:val="0"/>
-          <w:sz w:val="30"/>
-        </w:rPr>
-        <w:t>月</w:t>
-      </w:r>
-      <w:r>
-        <w:rPr>
-          <w:rFonts w:ascii="宋体" w:hAnsi="宋体" w:hint="eastAsia"/>
-          <w:b w:val="0"/>
-          <w:bCs w:val="0"/>
-          <w:sz w:val="30"/>
-        </w:rPr>
-        <w:t xml:space="preserve"> 19 </w:t>
-      </w:r>
-      <w:r>
-        <w:rPr>
-          <w:rFonts w:ascii="宋体" w:hAnsi="宋体" w:hint="eastAsia"/>
-          <w:b w:val="0"/>
-          <w:bCs w:val="0"/>
-          <w:sz w:val="30"/>
-        </w:rPr>
-        <w:t>日</w:t>
-      </w:r>
-      <w:r>
-        <w:rPr>
-          <w:rFonts w:ascii="宋体" w:hAnsi="宋体" w:hint="eastAsia"/>
-          <w:b w:val="0"/>
-          <w:bCs w:val="0"/>
-          <w:sz w:val="30"/>
-        </w:rPr>
-        <w:t xml:space="preserve">  </w:t>
-      </w:r>
-      <w:r>
-        <w:rPr>
-          <w:rFonts w:ascii="宋体" w:hAnsi="宋体" w:hint="eastAsia"/>
-          <w:b w:val="0"/>
-          <w:bCs w:val="0"/>
-          <w:sz w:val="30"/>
-        </w:rPr>
-        <w:t>至</w:t>
-      </w:r>
-      <w:r>
-        <w:rPr>
-          <w:rFonts w:ascii="宋体" w:hAnsi="宋体" w:hint="eastAsia"/>
-          <w:b w:val="0"/>
-          <w:bCs w:val="0"/>
-          <w:sz w:val="30"/>
-        </w:rPr>
-        <w:t xml:space="preserve">  2025 </w:t>
-      </w:r>
-      <w:r>
-        <w:rPr>
-          <w:rFonts w:ascii="宋体" w:hAnsi="宋体" w:hint="eastAsia"/>
-          <w:b w:val="0"/>
-          <w:bCs w:val="0"/>
-          <w:sz w:val="30"/>
-        </w:rPr>
-        <w:t>年</w:t>
-      </w:r>
-      <w:r>
-        <w:rPr>
-          <w:rFonts w:ascii="宋体" w:hAnsi="宋体" w:hint="eastAsia"/>
-          <w:b w:val="0"/>
-          <w:bCs w:val="0"/>
-          <w:sz w:val="30"/>
-        </w:rPr>
-        <w:t xml:space="preserve"> 05 </w:t>
-      </w:r>
-      <w:r>
-        <w:rPr>
-          <w:rFonts w:ascii="宋体" w:hAnsi="宋体" w:hint="eastAsia"/>
-          <w:b w:val="0"/>
-          <w:bCs w:val="0"/>
-          <w:sz w:val="30"/>
-        </w:rPr>
-        <w:t>月</w:t>
-      </w:r>
-      <w:r>
-        <w:rPr>
-          <w:rFonts w:ascii="宋体" w:hAnsi="宋体" w:hint="eastAsia"/>
-          <w:b w:val="0"/>
-          <w:bCs w:val="0"/>
-          <w:sz w:val="30"/>
-        </w:rPr>
-        <w:t xml:space="preserve"> 23 </w:t>
-      </w:r>
-      <w:r>
-        <w:rPr>
-          <w:rFonts w:ascii="宋体" w:hAnsi="宋体" w:hint="eastAsia"/>
-          <w:b w:val="0"/>
-          <w:bCs w:val="0"/>
-          <w:sz w:val="30"/>
-        </w:rPr>
-        <w:t>日</w:t>
-      </w:r>
-    </w:p>
-    <w:p>
-      <w:pPr>
-        <w:ind w:firstLineChars="200" w:firstLine="600"/>
-        <w:jc w:val="left"/>
-        <w:rPr>
-          <w:rFonts w:ascii="宋体" w:hAnsi="宋体" w:hint="eastAsia"/>
-          <w:b w:val="0"/>
-          <w:bCs w:val="0"/>
-          <w:sz w:val="30"/>
-        </w:rPr>
-      </w:pPr>
-      <w:r>
-        <w:rPr>
-          <w:rFonts w:ascii="宋体" w:hAnsi="宋体" w:hint="eastAsia"/>
-          <w:b w:val="0"/>
-          <w:bCs w:val="0"/>
-          <w:sz w:val="30"/>
-        </w:rPr>
-        <w:t>5</w:t>
-      </w:r>
-      <w:r>
-        <w:rPr>
-          <w:rFonts w:ascii="宋体" w:hAnsi="宋体" w:hint="eastAsia"/>
-          <w:b w:val="0"/>
-          <w:bCs w:val="0"/>
-          <w:sz w:val="30"/>
-        </w:rPr>
-        <w:t>月</w:t>
-      </w:r>
-      <w:r>
-        <w:rPr>
-          <w:rFonts w:ascii="宋体" w:hAnsi="宋体" w:hint="eastAsia"/>
-          <w:b w:val="0"/>
-          <w:bCs w:val="0"/>
-          <w:sz w:val="30"/>
-        </w:rPr>
-        <w:t>19</w:t>
-      </w:r>
-      <w:r>
-        <w:rPr>
-          <w:rFonts w:ascii="宋体" w:hAnsi="宋体" w:hint="eastAsia"/>
-          <w:b w:val="0"/>
-          <w:bCs w:val="0"/>
-          <w:sz w:val="30"/>
-        </w:rPr>
-        <w:t>日起接手住房补贴申请材料审计管理工作。任务是按照给定的模板，核查申请人是否有领取过相关住房补贴，若无则对申请人进行分类（社会人员、应届生、随军家属等等），然后再嵌入申请人提交的所有相关材料名称，以及输入申请人的职业履历。历经三天，至</w:t>
-      </w:r>
-      <w:r>
-        <w:rPr>
-          <w:rFonts w:ascii="宋体" w:hAnsi="宋体" w:hint="eastAsia"/>
-          <w:b w:val="0"/>
-          <w:bCs w:val="0"/>
-          <w:sz w:val="30"/>
-        </w:rPr>
-        <w:t>21</w:t>
-      </w:r>
-      <w:r>
-        <w:rPr>
-          <w:rFonts w:ascii="宋体" w:hAnsi="宋体" w:hint="eastAsia"/>
-          <w:b w:val="0"/>
-          <w:bCs w:val="0"/>
-          <w:sz w:val="30"/>
-        </w:rPr>
-        <w:t>日完成住房补贴的审计管理。次日我没有接手其他任务，难得清闲，于是转头复习了</w:t>
-      </w:r>
-      <w:r>
-        <w:rPr>
-          <w:rFonts w:ascii="宋体" w:hAnsi="宋体" w:hint="eastAsia"/>
-          <w:b w:val="0"/>
-          <w:bCs w:val="0"/>
-          <w:sz w:val="30"/>
-        </w:rPr>
-        <w:t>738</w:t>
-      </w:r>
-      <w:r>
-        <w:rPr>
-          <w:rFonts w:ascii="宋体" w:hAnsi="宋体" w:hint="eastAsia"/>
-          <w:b w:val="0"/>
-          <w:bCs w:val="0"/>
-          <w:sz w:val="30"/>
-        </w:rPr>
-        <w:t>个单词。</w:t>
-      </w:r>
-      <w:r>
-        <w:rPr>
-          <w:rFonts w:ascii="宋体" w:hAnsi="宋体" w:hint="eastAsia"/>
-          <w:b w:val="0"/>
-          <w:bCs w:val="0"/>
-          <w:sz w:val="30"/>
-        </w:rPr>
-        <w:t>23</w:t>
-      </w:r>
-      <w:r>
-        <w:rPr>
-          <w:rFonts w:ascii="宋体" w:hAnsi="宋体" w:hint="eastAsia"/>
-          <w:b w:val="0"/>
-          <w:bCs w:val="0"/>
-          <w:sz w:val="30"/>
-        </w:rPr>
-        <w:t>日起接手教育局近</w:t>
-      </w:r>
-      <w:r>
-        <w:rPr>
-          <w:rFonts w:ascii="宋体" w:hAnsi="宋体" w:hint="eastAsia"/>
-          <w:b w:val="0"/>
-          <w:bCs w:val="0"/>
-          <w:sz w:val="30"/>
-        </w:rPr>
-        <w:t>6</w:t>
-      </w:r>
-      <w:r>
-        <w:rPr>
-          <w:rFonts w:ascii="宋体" w:hAnsi="宋体" w:hint="eastAsia"/>
-          <w:b w:val="0"/>
-          <w:bCs w:val="0"/>
-          <w:sz w:val="30"/>
-        </w:rPr>
-        <w:t>年的岗位工资条裁切工作，目标是</w:t>
-      </w:r>
-      <w:r>
-        <w:rPr>
-          <w:rFonts w:ascii="宋体" w:hAnsi="宋体" w:hint="eastAsia"/>
-          <w:b w:val="0"/>
-          <w:bCs w:val="0"/>
-          <w:sz w:val="30"/>
-        </w:rPr>
-        <w:lastRenderedPageBreak/>
-        <w:t>将所有工资条按人名</w:t>
-      </w:r>
-      <w:r>
-        <w:rPr>
-          <w:rFonts w:ascii="宋体" w:hAnsi="宋体" w:hint="eastAsia"/>
-          <w:b w:val="0"/>
-          <w:bCs w:val="0"/>
-          <w:sz w:val="30"/>
-        </w:rPr>
-        <w:t>归置相应信封储存。但因为年份较多，每个职工都涉及到大量工资表，且由于不完全信息导致的随机性问题，我不能一次性直接裁切某职工的所有工资表。例如关某某可能在前</w:t>
-      </w:r>
-      <w:r>
-        <w:rPr>
-          <w:rFonts w:ascii="宋体" w:hAnsi="宋体" w:hint="eastAsia"/>
-          <w:b w:val="0"/>
-          <w:bCs w:val="0"/>
-          <w:sz w:val="30"/>
-        </w:rPr>
-        <w:t>3</w:t>
-      </w:r>
-      <w:r>
-        <w:rPr>
-          <w:rFonts w:ascii="宋体" w:hAnsi="宋体" w:hint="eastAsia"/>
-          <w:b w:val="0"/>
-          <w:bCs w:val="0"/>
-          <w:sz w:val="30"/>
-        </w:rPr>
-        <w:t>年在教育局任职，第</w:t>
-      </w:r>
-      <w:r>
-        <w:rPr>
-          <w:rFonts w:ascii="宋体" w:hAnsi="宋体" w:hint="eastAsia"/>
-          <w:b w:val="0"/>
-          <w:bCs w:val="0"/>
-          <w:sz w:val="30"/>
-        </w:rPr>
-        <w:t>4</w:t>
-      </w:r>
-      <w:r>
-        <w:rPr>
-          <w:rFonts w:ascii="宋体" w:hAnsi="宋体" w:hint="eastAsia"/>
-          <w:b w:val="0"/>
-          <w:bCs w:val="0"/>
-          <w:sz w:val="30"/>
-        </w:rPr>
-        <w:t>年和第</w:t>
-      </w:r>
-      <w:r>
-        <w:rPr>
-          <w:rFonts w:ascii="宋体" w:hAnsi="宋体" w:hint="eastAsia"/>
-          <w:b w:val="0"/>
-          <w:bCs w:val="0"/>
-          <w:sz w:val="30"/>
-        </w:rPr>
-        <w:t>5</w:t>
-      </w:r>
-      <w:r>
-        <w:rPr>
-          <w:rFonts w:ascii="宋体" w:hAnsi="宋体" w:hint="eastAsia"/>
-          <w:b w:val="0"/>
-          <w:bCs w:val="0"/>
-          <w:sz w:val="30"/>
-        </w:rPr>
-        <w:t>年被派遣其他单位，第</w:t>
-      </w:r>
-      <w:r>
-        <w:rPr>
-          <w:rFonts w:ascii="宋体" w:hAnsi="宋体" w:hint="eastAsia"/>
-          <w:b w:val="0"/>
-          <w:bCs w:val="0"/>
-          <w:sz w:val="30"/>
-        </w:rPr>
-        <w:t>6</w:t>
-      </w:r>
-      <w:r>
-        <w:rPr>
-          <w:rFonts w:ascii="宋体" w:hAnsi="宋体" w:hint="eastAsia"/>
-          <w:b w:val="0"/>
-          <w:bCs w:val="0"/>
-          <w:sz w:val="30"/>
-        </w:rPr>
-        <w:t>年又被调遣回教育局，所以关某某只在</w:t>
-      </w:r>
-      <w:r>
-        <w:rPr>
-          <w:rFonts w:ascii="宋体" w:hAnsi="宋体" w:hint="eastAsia"/>
-          <w:b w:val="0"/>
-          <w:bCs w:val="0"/>
-          <w:sz w:val="30"/>
-        </w:rPr>
-        <w:t>1</w:t>
-      </w:r>
-      <w:r>
-        <w:rPr>
-          <w:rFonts w:ascii="宋体" w:hAnsi="宋体" w:hint="eastAsia"/>
-          <w:b w:val="0"/>
-          <w:bCs w:val="0"/>
-          <w:sz w:val="30"/>
-        </w:rPr>
-        <w:t>，</w:t>
-      </w:r>
-      <w:r>
-        <w:rPr>
-          <w:rFonts w:ascii="宋体" w:hAnsi="宋体" w:hint="eastAsia"/>
-          <w:b w:val="0"/>
-          <w:bCs w:val="0"/>
-          <w:sz w:val="30"/>
-        </w:rPr>
-        <w:t>2</w:t>
-      </w:r>
-      <w:r>
-        <w:rPr>
-          <w:rFonts w:ascii="宋体" w:hAnsi="宋体" w:hint="eastAsia"/>
-          <w:b w:val="0"/>
-          <w:bCs w:val="0"/>
-          <w:sz w:val="30"/>
-        </w:rPr>
-        <w:t>，</w:t>
-      </w:r>
-      <w:r>
-        <w:rPr>
-          <w:rFonts w:ascii="宋体" w:hAnsi="宋体" w:hint="eastAsia"/>
-          <w:b w:val="0"/>
-          <w:bCs w:val="0"/>
-          <w:sz w:val="30"/>
-        </w:rPr>
-        <w:t>3</w:t>
-      </w:r>
-      <w:r>
-        <w:rPr>
-          <w:rFonts w:ascii="宋体" w:hAnsi="宋体" w:hint="eastAsia"/>
-          <w:b w:val="0"/>
-          <w:bCs w:val="0"/>
-          <w:sz w:val="30"/>
-        </w:rPr>
-        <w:t>，</w:t>
-      </w:r>
-      <w:r>
-        <w:rPr>
-          <w:rFonts w:ascii="宋体" w:hAnsi="宋体" w:hint="eastAsia"/>
-          <w:b w:val="0"/>
-          <w:bCs w:val="0"/>
-          <w:sz w:val="30"/>
-        </w:rPr>
-        <w:t>6</w:t>
-      </w:r>
-      <w:r>
-        <w:rPr>
-          <w:rFonts w:ascii="宋体" w:hAnsi="宋体" w:hint="eastAsia"/>
-          <w:b w:val="0"/>
-          <w:bCs w:val="0"/>
-          <w:sz w:val="30"/>
-        </w:rPr>
-        <w:t>年有工资表记录。但由于我裁切时不清楚其任职履历，就无法预测其在第几年会有工资记录，所以无法做到对个人进行精准裁切。基于这样的事实，处理的办法是为每个职工创建一个临时信封，将裁切的工资表按人名用临时信封装点，待全部年份的印纸裁切完毕后再归入相应信封。另一个问题是由于工资印纸尺寸很大，直接裁切容易裁歪，于是我利用每一栏的个人工资表，瞄准表格边线对印纸进行横向部分折叠（不是完全折叠，边沿处需要显露人名），重复折叠两次后，印纸尺寸被大大减小，这样再沿着表格边线水平裁切，裁切精准性和速率都得到了显著提升，但在起初依然容易出现裁歪现象。</w:t>
-      </w:r>
-    </w:p>
-    <w:p>
-      <w:pPr>
-        <w:jc w:val="center"/>
-        <w:rPr>
-          <w:rFonts w:ascii="宋体" w:hAnsi="宋体" w:hint="eastAsia"/>
-          <w:b w:val="0"/>
-          <w:bCs w:val="0"/>
-          <w:sz w:val="30"/>
-        </w:rPr>
-      </w:pPr>
-    </w:p>
-    <w:p>
-      <w:pPr>
-        <w:jc w:val="center"/>
-        <w:rPr>
-          <w:rFonts w:ascii="宋体" w:hAnsi="宋体" w:hint="eastAsia"/>
-          <w:b w:val="0"/>
-          <w:bCs w:val="0"/>
-          <w:sz w:val="30"/>
-        </w:rPr>
-      </w:pPr>
-      <w:r>
-        <w:rPr>
-          <w:rFonts w:ascii="宋体" w:hAnsi="宋体" w:hint="eastAsia"/>
-          <w:b w:val="0"/>
-          <w:bCs w:val="0"/>
-          <w:sz w:val="30"/>
-        </w:rPr>
-        <w:t xml:space="preserve">2025 </w:t>
-      </w:r>
-      <w:r>
-        <w:rPr>
-          <w:rFonts w:ascii="宋体" w:hAnsi="宋体" w:hint="eastAsia"/>
-          <w:b w:val="0"/>
-          <w:bCs w:val="0"/>
-          <w:sz w:val="30"/>
-        </w:rPr>
-        <w:t>年</w:t>
-      </w:r>
-      <w:r>
-        <w:rPr>
-          <w:rFonts w:ascii="宋体" w:hAnsi="宋体" w:hint="eastAsia"/>
-          <w:b w:val="0"/>
-          <w:bCs w:val="0"/>
-          <w:sz w:val="30"/>
-        </w:rPr>
-        <w:t xml:space="preserve"> 05 </w:t>
-      </w:r>
-      <w:r>
-        <w:rPr>
-          <w:rFonts w:ascii="宋体" w:hAnsi="宋体" w:hint="eastAsia"/>
-          <w:b w:val="0"/>
-          <w:bCs w:val="0"/>
-          <w:sz w:val="30"/>
-        </w:rPr>
-        <w:t>月</w:t>
-      </w:r>
-      <w:r>
-        <w:rPr>
-          <w:rFonts w:ascii="宋体" w:hAnsi="宋体" w:hint="eastAsia"/>
-          <w:b w:val="0"/>
-          <w:bCs w:val="0"/>
-          <w:sz w:val="30"/>
-        </w:rPr>
-        <w:t xml:space="preserve"> 26 </w:t>
-      </w:r>
-      <w:r>
-        <w:rPr>
-          <w:rFonts w:ascii="宋体" w:hAnsi="宋体" w:hint="eastAsia"/>
-          <w:b w:val="0"/>
-          <w:bCs w:val="0"/>
-          <w:sz w:val="30"/>
-        </w:rPr>
-        <w:t>日</w:t>
-      </w:r>
-      <w:r>
-        <w:rPr>
-          <w:rFonts w:ascii="宋体" w:hAnsi="宋体" w:hint="eastAsia"/>
-          <w:b w:val="0"/>
-          <w:bCs w:val="0"/>
-          <w:sz w:val="30"/>
-        </w:rPr>
-        <w:t xml:space="preserve"> </w:t>
-      </w:r>
-      <w:r>
-        <w:rPr>
-          <w:rFonts w:ascii="宋体" w:hAnsi="宋体" w:hint="eastAsia"/>
-          <w:b w:val="0"/>
-          <w:bCs w:val="0"/>
-          <w:sz w:val="30"/>
-        </w:rPr>
-        <w:t>至</w:t>
-      </w:r>
-      <w:r>
-        <w:rPr>
-          <w:rFonts w:ascii="宋体" w:hAnsi="宋体" w:hint="eastAsia"/>
-          <w:b w:val="0"/>
-          <w:bCs w:val="0"/>
-          <w:sz w:val="30"/>
-        </w:rPr>
-        <w:t xml:space="preserve"> 2025 </w:t>
-      </w:r>
-      <w:r>
-        <w:rPr>
-          <w:rFonts w:ascii="宋体" w:hAnsi="宋体" w:hint="eastAsia"/>
-          <w:b w:val="0"/>
-          <w:bCs w:val="0"/>
-          <w:sz w:val="30"/>
-        </w:rPr>
-        <w:t>年</w:t>
-      </w:r>
-      <w:r>
-        <w:rPr>
-          <w:rFonts w:ascii="宋体" w:hAnsi="宋体" w:hint="eastAsia"/>
-          <w:b w:val="0"/>
-          <w:bCs w:val="0"/>
-          <w:sz w:val="30"/>
-        </w:rPr>
-        <w:t xml:space="preserve"> 05 </w:t>
-      </w:r>
-      <w:r>
-        <w:rPr>
-          <w:rFonts w:ascii="宋体" w:hAnsi="宋体" w:hint="eastAsia"/>
-          <w:b w:val="0"/>
-          <w:bCs w:val="0"/>
-          <w:sz w:val="30"/>
-        </w:rPr>
-        <w:t>月</w:t>
-      </w:r>
-      <w:r>
-        <w:rPr>
-          <w:rFonts w:ascii="宋体" w:hAnsi="宋体" w:hint="eastAsia"/>
-          <w:b w:val="0"/>
-          <w:bCs w:val="0"/>
-          <w:sz w:val="30"/>
-        </w:rPr>
-        <w:t xml:space="preserve"> 30 </w:t>
-      </w:r>
-      <w:r>
-        <w:rPr>
-          <w:rFonts w:ascii="宋体" w:hAnsi="宋体" w:hint="eastAsia"/>
-          <w:b w:val="0"/>
-          <w:bCs w:val="0"/>
-          <w:sz w:val="30"/>
-        </w:rPr>
-        <w:t>日</w:t>
-      </w:r>
-    </w:p>
-    <w:p>
-      <w:pPr>
-        <w:ind w:firstLineChars="200" w:firstLine="600"/>
-        <w:jc w:val="left"/>
-        <w:rPr>
-          <w:rFonts w:ascii="宋体" w:hAnsi="宋体" w:hint="eastAsia"/>
-          <w:b w:val="0"/>
-          <w:bCs w:val="0"/>
-          <w:sz w:val="30"/>
-        </w:rPr>
-      </w:pPr>
-      <w:r>
-        <w:rPr>
-          <w:rFonts w:ascii="宋体" w:hAnsi="宋体" w:hint="eastAsia"/>
-          <w:b w:val="0"/>
-          <w:bCs w:val="0"/>
-          <w:sz w:val="30"/>
-        </w:rPr>
-        <w:t>接续上周任务，本周继续裁切工资条。连续的裁切训练使我的熟练度大大提升，能够将边线割面处理得愈加平整，以及伴随而来的效率提升。如此连续五天，期间并无新鲜事。</w:t>
-      </w:r>
-    </w:p>
-    <w:p>
-      <w:pPr>
-        <w:spacing w:line="360" w:lineRule="auto"/>
-        <w:rPr>
-          <w:rFonts w:ascii="黑体" w:eastAsia="黑体"/>
-          <w:b w:val="0"/>
-          <w:sz w:val="32"/>
-        </w:rPr>
-      </w:pPr>
-    </w:p>
-    <w:p>
-      <w:pPr>
-        <w:jc w:val="center"/>
-        <w:rPr>
-          <w:rFonts w:ascii="宋体" w:hAnsi="宋体" w:hint="eastAsia"/>
-          <w:b w:val="0"/>
-          <w:bCs w:val="0"/>
-          <w:sz w:val="30"/>
-        </w:rPr>
-      </w:pPr>
-      <w:r>
-        <w:rPr>
-          <w:rFonts w:ascii="宋体" w:hAnsi="宋体" w:hint="eastAsia"/>
-          <w:b w:val="0"/>
-          <w:bCs w:val="0"/>
-          <w:sz w:val="30"/>
-        </w:rPr>
-        <w:t xml:space="preserve">2025 </w:t>
-      </w:r>
-      <w:r>
-        <w:rPr>
-          <w:rFonts w:ascii="宋体" w:hAnsi="宋体" w:hint="eastAsia"/>
-          <w:b w:val="0"/>
-          <w:bCs w:val="0"/>
-          <w:sz w:val="30"/>
-        </w:rPr>
-        <w:t>年</w:t>
-      </w:r>
-      <w:r>
-        <w:rPr>
-          <w:rFonts w:ascii="宋体" w:hAnsi="宋体" w:hint="eastAsia"/>
-          <w:b w:val="0"/>
-          <w:bCs w:val="0"/>
-          <w:sz w:val="30"/>
-        </w:rPr>
-        <w:t xml:space="preserve"> 06 </w:t>
-      </w:r>
-      <w:r>
-        <w:rPr>
-          <w:rFonts w:ascii="宋体" w:hAnsi="宋体" w:hint="eastAsia"/>
-          <w:b w:val="0"/>
-          <w:bCs w:val="0"/>
-          <w:sz w:val="30"/>
-        </w:rPr>
-        <w:t>月</w:t>
-      </w:r>
-      <w:r>
-        <w:rPr>
-          <w:rFonts w:ascii="宋体" w:hAnsi="宋体" w:hint="eastAsia"/>
-          <w:b w:val="0"/>
-          <w:bCs w:val="0"/>
-          <w:sz w:val="30"/>
-        </w:rPr>
-        <w:t xml:space="preserve"> 03 </w:t>
-      </w:r>
-      <w:r>
-        <w:rPr>
-          <w:rFonts w:ascii="宋体" w:hAnsi="宋体" w:hint="eastAsia"/>
-          <w:b w:val="0"/>
-          <w:bCs w:val="0"/>
-          <w:sz w:val="30"/>
-        </w:rPr>
-        <w:t>日</w:t>
-      </w:r>
-      <w:r>
-        <w:rPr>
-          <w:rFonts w:ascii="宋体" w:hAnsi="宋体" w:hint="eastAsia"/>
-          <w:b w:val="0"/>
-          <w:bCs w:val="0"/>
-          <w:sz w:val="30"/>
-        </w:rPr>
-        <w:t xml:space="preserve"> </w:t>
-      </w:r>
-      <w:r>
-        <w:rPr>
-          <w:rFonts w:ascii="宋体" w:hAnsi="宋体" w:hint="eastAsia"/>
-          <w:b w:val="0"/>
-          <w:bCs w:val="0"/>
-          <w:sz w:val="30"/>
-        </w:rPr>
-        <w:t>至</w:t>
-      </w:r>
-      <w:r>
-        <w:rPr>
-          <w:rFonts w:ascii="宋体" w:hAnsi="宋体" w:hint="eastAsia"/>
-          <w:b w:val="0"/>
-          <w:bCs w:val="0"/>
-          <w:sz w:val="30"/>
-        </w:rPr>
-        <w:t xml:space="preserve"> 2025 </w:t>
-      </w:r>
-      <w:r>
-        <w:rPr>
-          <w:rFonts w:ascii="宋体" w:hAnsi="宋体" w:hint="eastAsia"/>
-          <w:b w:val="0"/>
-          <w:bCs w:val="0"/>
-          <w:sz w:val="30"/>
-        </w:rPr>
-        <w:t>年</w:t>
-      </w:r>
-      <w:r>
-        <w:rPr>
-          <w:rFonts w:ascii="宋体" w:hAnsi="宋体" w:hint="eastAsia"/>
-          <w:b w:val="0"/>
-          <w:bCs w:val="0"/>
-          <w:sz w:val="30"/>
-        </w:rPr>
-        <w:t xml:space="preserve"> 06 </w:t>
-      </w:r>
-      <w:r>
-        <w:rPr>
-          <w:rFonts w:ascii="宋体" w:hAnsi="宋体" w:hint="eastAsia"/>
-          <w:b w:val="0"/>
-          <w:bCs w:val="0"/>
-          <w:sz w:val="30"/>
-        </w:rPr>
-        <w:t>月</w:t>
-      </w:r>
-      <w:r>
-        <w:rPr>
-          <w:rFonts w:ascii="宋体" w:hAnsi="宋体" w:hint="eastAsia"/>
-          <w:b w:val="0"/>
-          <w:bCs w:val="0"/>
-          <w:sz w:val="30"/>
-        </w:rPr>
-        <w:t xml:space="preserve"> 06 </w:t>
-      </w:r>
-      <w:r>
-        <w:rPr>
-          <w:rFonts w:ascii="宋体" w:hAnsi="宋体" w:hint="eastAsia"/>
-          <w:b w:val="0"/>
-          <w:bCs w:val="0"/>
-          <w:sz w:val="30"/>
-        </w:rPr>
-        <w:t>日</w:t>
-      </w:r>
-    </w:p>
-    <w:p>
-      <w:pPr>
-        <w:spacing w:line="360" w:lineRule="auto"/>
-        <w:ind w:firstLineChars="200" w:firstLine="600"/>
-        <w:rPr>
-          <w:rFonts w:ascii="宋体" w:hAnsi="宋体" w:hint="eastAsia"/>
-          <w:b w:val="0"/>
-          <w:bCs w:val="0"/>
-          <w:sz w:val="30"/>
-        </w:rPr>
-      </w:pPr>
-      <w:r>
-        <w:rPr>
-          <w:rFonts w:ascii="宋体" w:hAnsi="宋体" w:hint="eastAsia"/>
-          <w:b w:val="0"/>
-          <w:bCs w:val="0"/>
-          <w:sz w:val="30"/>
-        </w:rPr>
-        <w:lastRenderedPageBreak/>
-        <w:t>接续上周工作，本周将继续裁切更多工资条。经过一周多的训练，我的裁切手法愈加娴熟，切面平整的稳定性更是显著提升，并且就速度上，最快可以</w:t>
-      </w:r>
-      <w:r>
-        <w:rPr>
-          <w:rFonts w:ascii="宋体" w:hAnsi="宋体" w:hint="eastAsia"/>
-          <w:b w:val="0"/>
-          <w:bCs w:val="0"/>
-          <w:sz w:val="30"/>
-        </w:rPr>
-        <w:t>12</w:t>
-      </w:r>
-      <w:r>
-        <w:rPr>
-          <w:rFonts w:ascii="宋体" w:hAnsi="宋体" w:hint="eastAsia"/>
-          <w:b w:val="0"/>
-          <w:bCs w:val="0"/>
-          <w:sz w:val="30"/>
-        </w:rPr>
-        <w:t>分钟完成一卷工资印纸裁切和临时装点。最后在周四完成所有裁切任务，并在周五进行了统一归置。而后又临时处理了独生子女父母计划生育奖金的材料更新工作。一切完成后，最后一小时进行了六级备战。</w:t>
-      </w:r>
-    </w:p>
-    <w:p>
-      <w:pPr>
-        <w:spacing w:line="360" w:lineRule="auto"/>
-        <w:rPr>
-          <w:rFonts w:ascii="宋体" w:hAnsi="宋体" w:hint="eastAsia"/>
-          <w:b w:val="0"/>
-          <w:bCs w:val="0"/>
-          <w:sz w:val="30"/>
-        </w:rPr>
-      </w:pPr>
-    </w:p>
-    <w:p>
-      <w:pPr>
-        <w:jc w:val="center"/>
-        <w:rPr>
-          <w:rFonts w:ascii="宋体" w:hAnsi="宋体" w:hint="eastAsia"/>
-          <w:b w:val="0"/>
-          <w:bCs w:val="0"/>
-          <w:sz w:val="30"/>
-        </w:rPr>
-      </w:pPr>
-      <w:r>
-        <w:rPr>
-          <w:rFonts w:ascii="宋体" w:hAnsi="宋体" w:hint="eastAsia"/>
-          <w:b w:val="0"/>
-          <w:bCs w:val="0"/>
-          <w:sz w:val="30"/>
-        </w:rPr>
-        <w:t xml:space="preserve">2025 </w:t>
-      </w:r>
-      <w:r>
-        <w:rPr>
-          <w:rFonts w:ascii="宋体" w:hAnsi="宋体" w:hint="eastAsia"/>
-          <w:b w:val="0"/>
-          <w:bCs w:val="0"/>
-          <w:sz w:val="30"/>
-        </w:rPr>
-        <w:t>年</w:t>
-      </w:r>
-      <w:r>
-        <w:rPr>
-          <w:rFonts w:ascii="宋体" w:hAnsi="宋体" w:hint="eastAsia"/>
-          <w:b w:val="0"/>
-          <w:bCs w:val="0"/>
-          <w:sz w:val="30"/>
-        </w:rPr>
-        <w:t xml:space="preserve"> 06 </w:t>
-      </w:r>
-      <w:r>
-        <w:rPr>
-          <w:rFonts w:ascii="宋体" w:hAnsi="宋体" w:hint="eastAsia"/>
-          <w:b w:val="0"/>
-          <w:bCs w:val="0"/>
-          <w:sz w:val="30"/>
-        </w:rPr>
-        <w:t>月</w:t>
-      </w:r>
-      <w:r>
-        <w:rPr>
-          <w:rFonts w:ascii="宋体" w:hAnsi="宋体" w:hint="eastAsia"/>
-          <w:b w:val="0"/>
-          <w:bCs w:val="0"/>
-          <w:sz w:val="30"/>
-        </w:rPr>
-        <w:t xml:space="preserve"> 09 </w:t>
-      </w:r>
-      <w:r>
-        <w:rPr>
-          <w:rFonts w:ascii="宋体" w:hAnsi="宋体" w:hint="eastAsia"/>
-          <w:b w:val="0"/>
-          <w:bCs w:val="0"/>
-          <w:sz w:val="30"/>
-        </w:rPr>
-        <w:t>日</w:t>
-      </w:r>
-      <w:r>
-        <w:rPr>
-          <w:rFonts w:ascii="宋体" w:hAnsi="宋体" w:hint="eastAsia"/>
-          <w:b w:val="0"/>
-          <w:bCs w:val="0"/>
-          <w:sz w:val="30"/>
-        </w:rPr>
-        <w:t xml:space="preserve"> </w:t>
-      </w:r>
-      <w:r>
-        <w:rPr>
-          <w:rFonts w:ascii="宋体" w:hAnsi="宋体" w:hint="eastAsia"/>
-          <w:b w:val="0"/>
-          <w:bCs w:val="0"/>
-          <w:sz w:val="30"/>
-        </w:rPr>
-        <w:t>至</w:t>
-      </w:r>
-      <w:r>
-        <w:rPr>
-          <w:rFonts w:ascii="宋体" w:hAnsi="宋体" w:hint="eastAsia"/>
-          <w:b w:val="0"/>
-          <w:bCs w:val="0"/>
-          <w:sz w:val="30"/>
-        </w:rPr>
-        <w:t xml:space="preserve"> 2025 </w:t>
-      </w:r>
-      <w:r>
-        <w:rPr>
-          <w:rFonts w:ascii="宋体" w:hAnsi="宋体" w:hint="eastAsia"/>
-          <w:b w:val="0"/>
-          <w:bCs w:val="0"/>
-          <w:sz w:val="30"/>
-        </w:rPr>
-        <w:t>年</w:t>
-      </w:r>
-      <w:r>
-        <w:rPr>
-          <w:rFonts w:ascii="宋体" w:hAnsi="宋体" w:hint="eastAsia"/>
-          <w:b w:val="0"/>
-          <w:bCs w:val="0"/>
-          <w:sz w:val="30"/>
-        </w:rPr>
-        <w:t xml:space="preserve"> 06 </w:t>
-      </w:r>
-      <w:r>
-        <w:rPr>
-          <w:rFonts w:ascii="宋体" w:hAnsi="宋体" w:hint="eastAsia"/>
-          <w:b w:val="0"/>
-          <w:bCs w:val="0"/>
-          <w:sz w:val="30"/>
-        </w:rPr>
-        <w:t>月</w:t>
-      </w:r>
-      <w:r>
-        <w:rPr>
-          <w:rFonts w:ascii="宋体" w:hAnsi="宋体" w:hint="eastAsia"/>
-          <w:b w:val="0"/>
-          <w:bCs w:val="0"/>
-          <w:sz w:val="30"/>
-        </w:rPr>
-        <w:t xml:space="preserve"> 13 </w:t>
-      </w:r>
-      <w:r>
-        <w:rPr>
-          <w:rFonts w:ascii="宋体" w:hAnsi="宋体" w:hint="eastAsia"/>
-          <w:b w:val="0"/>
-          <w:bCs w:val="0"/>
-          <w:sz w:val="30"/>
-        </w:rPr>
-        <w:t>日</w:t>
-      </w:r>
-    </w:p>
-    <w:p>
-      <w:pPr>
-        <w:spacing w:line="360" w:lineRule="auto"/>
-        <w:ind w:firstLineChars="200" w:firstLine="600"/>
-        <w:rPr>
-          <w:rFonts w:ascii="宋体" w:hAnsi="宋体" w:hint="eastAsia"/>
-          <w:b w:val="0"/>
-          <w:bCs w:val="0"/>
-          <w:sz w:val="30"/>
-        </w:rPr>
-      </w:pPr>
-      <w:r>
-        <w:rPr>
-          <w:rFonts w:ascii="宋体" w:hAnsi="宋体" w:hint="eastAsia"/>
-          <w:b w:val="0"/>
-          <w:bCs w:val="0"/>
-          <w:sz w:val="30"/>
-        </w:rPr>
-        <w:t>本周伊始承担了三项新任务，一是对独生子女父母计划生育奖扶的</w:t>
-      </w:r>
-      <w:r>
-        <w:rPr>
-          <w:rFonts w:ascii="宋体" w:hAnsi="宋体" w:hint="eastAsia"/>
-          <w:b w:val="0"/>
-          <w:bCs w:val="0"/>
-          <w:sz w:val="30"/>
-        </w:rPr>
-        <w:t>整改材料进行审批登记，并且在整改名单中标记已整改上交的部分，从而确认哪些人还未整改上交。二是将已过期的出入境证标记。三是对天河区所有中层干部和校级干部进行备案确认，该任务一方面需要对中层干部表和校级干部表筛查，找出那些应当备案而未能备案的人员；另一方面需要对备案表筛查，找出那些应当在干部表登记信息而未能登记的人员。备案确认工作需要对多个表格进行地毯式清查，但利用此前学习的“</w:t>
-      </w:r>
-      <w:r>
-        <w:rPr>
-          <w:rFonts w:ascii="宋体" w:hAnsi="宋体" w:hint="eastAsia"/>
-          <w:b w:val="0"/>
-          <w:bCs w:val="0"/>
-          <w:sz w:val="30"/>
-        </w:rPr>
-        <w:t>VLOOKUP</w:t>
-      </w:r>
-      <w:r>
-        <w:rPr>
-          <w:rFonts w:ascii="宋体" w:hAnsi="宋体" w:hint="eastAsia"/>
-          <w:b w:val="0"/>
-          <w:bCs w:val="0"/>
-          <w:sz w:val="30"/>
-        </w:rPr>
-        <w:t>”函数，让计算机自动进行系统确认，稍后只需人力进行细微勘误，便足以使效率得到大大提高。期间还发现了个别表格本身存在的错漏之处，而后予以修正。</w:t>
-      </w:r>
-      <w:r>
-        <w:rPr>
-          <w:rFonts w:ascii="宋体" w:hAnsi="宋体" w:hint="eastAsia"/>
-          <w:b w:val="0"/>
-          <w:bCs w:val="0"/>
-          <w:sz w:val="30"/>
-        </w:rPr>
-        <w:t>6</w:t>
-      </w:r>
-      <w:r>
-        <w:rPr>
-          <w:rFonts w:ascii="宋体" w:hAnsi="宋体" w:hint="eastAsia"/>
-          <w:b w:val="0"/>
-          <w:bCs w:val="0"/>
-          <w:sz w:val="30"/>
-        </w:rPr>
-        <w:t>月</w:t>
-      </w:r>
-      <w:r>
-        <w:rPr>
-          <w:rFonts w:ascii="宋体" w:hAnsi="宋体" w:hint="eastAsia"/>
-          <w:b w:val="0"/>
-          <w:bCs w:val="0"/>
-          <w:sz w:val="30"/>
-        </w:rPr>
-        <w:t>11</w:t>
-      </w:r>
-      <w:r>
-        <w:rPr>
-          <w:rFonts w:ascii="宋体" w:hAnsi="宋体" w:hint="eastAsia"/>
-          <w:b w:val="0"/>
-          <w:bCs w:val="0"/>
-          <w:sz w:val="30"/>
-        </w:rPr>
-        <w:t>日我没有分配任务，于是决定续写实习周记，随后完成试题。</w:t>
+        <w:t>区所有中层干部和校级干部进行备案确认，该任务一方面需要对中层干部表和校级干部表筛查，找出那些应当备案而未能备案的人员；另一方面需要对备案表筛查，找出那些应当在干部表登记信息而未能登记的人员。备案确认工作需要对多个表格进行地毯式清查，但利用此前学习的“VLOOKUP”函数，让计算机自动进行系统确认，稍后只需人力进行细微勘误，便足以使效率得到大大提高。期间还发现了个别表格本身存在的错漏之处，而后予以修正。6月11日我没有分配任务，于是决定续写实习周记，随后完成试题。</w:t>
       </w:r>
       <w:r>
         <w:rPr>
@@ -6993,142 +4653,7 @@
                 <w:bCs w:val="0"/>
                 <w:sz w:val="24"/>
               </w:rPr>
-              <w:t>1.</w:t>
-            </w:r>
-            <w:r>
-              <w:rPr>
-                <w:rFonts w:ascii="宋体" w:hAnsi="宋体" w:hint="eastAsia"/>
-                <w:b w:val="0"/>
-                <w:bCs w:val="0"/>
-                <w:sz w:val="24"/>
-              </w:rPr>
-              <w:t>教师出入境材料审计管理；</w:t>
-            </w:r>
-            <w:r>
-              <w:rPr>
-                <w:rFonts w:ascii="宋体" w:hAnsi="宋体" w:hint="eastAsia"/>
-                <w:b w:val="0"/>
-                <w:bCs w:val="0"/>
-                <w:sz w:val="24"/>
-              </w:rPr>
-              <w:t>2.</w:t>
-            </w:r>
-            <w:r>
-              <w:rPr>
-                <w:rFonts w:ascii="宋体" w:hAnsi="宋体" w:hint="eastAsia"/>
-                <w:b w:val="0"/>
-                <w:bCs w:val="0"/>
-                <w:sz w:val="24"/>
-              </w:rPr>
-              <w:t>教师年度考核审批；</w:t>
-            </w:r>
-            <w:r>
-              <w:rPr>
-                <w:rFonts w:ascii="宋体" w:hAnsi="宋体" w:hint="eastAsia"/>
-                <w:b w:val="0"/>
-                <w:bCs w:val="0"/>
-                <w:sz w:val="24"/>
-              </w:rPr>
-              <w:t>3.</w:t>
-            </w:r>
-            <w:r>
-              <w:rPr>
-                <w:rFonts w:ascii="宋体" w:hAnsi="宋体" w:hint="eastAsia"/>
-                <w:b w:val="0"/>
-                <w:bCs w:val="0"/>
-                <w:sz w:val="24"/>
-              </w:rPr>
-              <w:t>教师材料影印；</w:t>
-            </w:r>
-            <w:r>
-              <w:rPr>
-                <w:rFonts w:ascii="宋体" w:hAnsi="宋体" w:hint="eastAsia"/>
-                <w:b w:val="0"/>
-                <w:bCs w:val="0"/>
-                <w:sz w:val="24"/>
-              </w:rPr>
-              <w:t>4.</w:t>
-            </w:r>
-            <w:r>
-              <w:rPr>
-                <w:rFonts w:ascii="宋体" w:hAnsi="宋体" w:hint="eastAsia"/>
-                <w:b w:val="0"/>
-                <w:bCs w:val="0"/>
-                <w:sz w:val="24"/>
-              </w:rPr>
-              <w:t>教师评定考核材料审批；</w:t>
-            </w:r>
-            <w:r>
-              <w:rPr>
-                <w:rFonts w:ascii="宋体" w:hAnsi="宋体" w:hint="eastAsia"/>
-                <w:b w:val="0"/>
-                <w:bCs w:val="0"/>
-                <w:sz w:val="24"/>
-              </w:rPr>
-              <w:t>5.</w:t>
-            </w:r>
-            <w:r>
-              <w:rPr>
-                <w:rFonts w:ascii="宋体" w:hAnsi="宋体" w:hint="eastAsia"/>
-                <w:b w:val="0"/>
-                <w:bCs w:val="0"/>
-                <w:sz w:val="24"/>
-              </w:rPr>
-              <w:t>独生子女父母计划生育奖扶审计管理；</w:t>
-            </w:r>
-            <w:r>
-              <w:rPr>
-                <w:rFonts w:ascii="宋体" w:hAnsi="宋体" w:hint="eastAsia"/>
-                <w:b w:val="0"/>
-                <w:bCs w:val="0"/>
-                <w:sz w:val="24"/>
-              </w:rPr>
-              <w:t>6.</w:t>
-            </w:r>
-            <w:r>
-              <w:rPr>
-                <w:rFonts w:ascii="宋体" w:hAnsi="宋体" w:hint="eastAsia"/>
-                <w:b w:val="0"/>
-                <w:bCs w:val="0"/>
-                <w:sz w:val="24"/>
-              </w:rPr>
-              <w:t>享受政策性住房审计管理；</w:t>
-            </w:r>
-            <w:r>
-              <w:rPr>
-                <w:rFonts w:ascii="宋体" w:hAnsi="宋体" w:hint="eastAsia"/>
-                <w:b w:val="0"/>
-                <w:bCs w:val="0"/>
-                <w:sz w:val="24"/>
-              </w:rPr>
-              <w:t>7.</w:t>
-            </w:r>
-            <w:r>
-              <w:rPr>
-                <w:rFonts w:ascii="宋体" w:hAnsi="宋体" w:hint="eastAsia"/>
-                <w:b w:val="0"/>
-                <w:bCs w:val="0"/>
-                <w:sz w:val="24"/>
-              </w:rPr>
-              <w:t>教育局岗位工资条裁切；</w:t>
-            </w:r>
-            <w:r>
-              <w:rPr>
-                <w:rFonts w:ascii="宋体" w:hAnsi="宋体" w:hint="eastAsia"/>
-                <w:b w:val="0"/>
-                <w:bCs w:val="0"/>
-                <w:sz w:val="24"/>
-              </w:rPr>
-              <w:t>8.</w:t>
-            </w:r>
-            <w:r>
-              <w:rPr>
-                <w:rFonts w:ascii="宋体" w:hAnsi="宋体" w:hint="eastAsia"/>
-                <w:b w:val="0"/>
-                <w:bCs w:val="0"/>
-                <w:sz w:val="24"/>
-              </w:rPr>
-              <w:t>中层与校级干部备案确认。</w:t>
+              <w:t>1.教师出入境材料审计管理；2.教师年度考核审批；3.教师材料影印；4.教师评定考核材料审批；5.独生子女父母计划生育奖扶审计管理；6.享受政策性住房审计管理；7.教育局岗位工资条裁切；8.中层与校级干部备案确认。</w:t>
             </w:r>
           </w:p>
           <w:p>
@@ -7207,25 +4732,7 @@
                 <w:bCs w:val="0"/>
                 <w:sz w:val="24"/>
               </w:rPr>
-              <w:t>工作与学习逐步交错推进。鉴于任务周期的长期性，通常临下班</w:t>
-            </w:r>
-            <w:r>
-              <w:rPr>
-                <w:rFonts w:ascii="宋体" w:hAnsi="宋体" w:hint="eastAsia"/>
-                <w:b w:val="0"/>
-                <w:bCs w:val="0"/>
-                <w:sz w:val="24"/>
-              </w:rPr>
-              <w:t>15</w:t>
-            </w:r>
-            <w:r>
-              <w:rPr>
-                <w:rFonts w:ascii="宋体" w:hAnsi="宋体" w:hint="eastAsia"/>
-                <w:b w:val="0"/>
-                <w:bCs w:val="0"/>
-                <w:sz w:val="24"/>
-              </w:rPr>
-              <w:t>分钟，我会暂停工作，选择复习英语六级。另外，在完成上一任务与接手下一任务的空档期我也会抓住时间备考试题。</w:t>
+              <w:t>工作与学习逐步交错推进。鉴于任务周期的长期性，通常临下班15分钟，我会暂停工作，选择复习英语六级。另外，在完成上一任务与接手下一任务的空档期我也会抓住时间备考试题。</w:t>
             </w:r>
           </w:p>
           <w:p>
@@ -7252,25 +4759,7 @@
                 <w:bCs w:val="0"/>
                 <w:sz w:val="24"/>
               </w:rPr>
-              <w:t>运动是最好的解压方式。从第</w:t>
-            </w:r>
-            <w:r>
-              <w:rPr>
-                <w:rFonts w:ascii="宋体" w:hAnsi="宋体" w:hint="eastAsia"/>
-                <w:b w:val="0"/>
-                <w:bCs w:val="0"/>
-                <w:sz w:val="24"/>
-              </w:rPr>
-              <w:t>3</w:t>
-            </w:r>
-            <w:r>
-              <w:rPr>
-                <w:rFonts w:ascii="宋体" w:hAnsi="宋体" w:hint="eastAsia"/>
-                <w:b w:val="0"/>
-                <w:bCs w:val="0"/>
-                <w:sz w:val="24"/>
-              </w:rPr>
-              <w:t>周开始，我几乎每天下班后都会选择体育锻炼，既能洗去工作精神压力和活跃久坐僵硬关节，又能放空大脑思维和激发身体轻盈，还能助眠早睡保持精神活力，一举三得。</w:t>
+              <w:t>运动是最好的解压方式。从第3周开始，我几乎每天下班后都会选择体育锻炼，既能洗去工作精神压力和活跃久坐僵硬关节，又能放空大脑思维和激发身体轻盈，还能助眠早睡保持精神活力，一举三得。</w:t>
             </w:r>
           </w:p>
           <w:p>
@@ -7482,7 +4971,7 @@
                 <w:kern w:val="0"/>
                 <w:sz w:val="30"/>
               </w:rPr>
-              <w:t>增加实习补贴，或与合作单位达成报酬协议。按我一周工作</w:t>
+              <w:t>增加实习补贴，或与合作单位达成报酬协议。按我一周工作5天，通勤费每天为12元，每周为60元，每月（按4周）为240元，而学院补贴只够两周余一点。另，除去偶尔蹭卡机会（1次），中午伙食费均需自行承担。由于本人接手过工资管理事务，也了解一点工会行例，至少就</w:t>
             </w:r>
             <w:r>
               <w:rPr>
@@ -7493,7 +4982,7 @@
                 <w:kern w:val="0"/>
                 <w:sz w:val="30"/>
               </w:rPr>
-              <w:t>5</w:t>
+              <w:t>TH</w:t>
             </w:r>
             <w:r>
               <w:rPr>
@@ -7504,9 +4993,50 @@
                 <w:kern w:val="0"/>
                 <w:sz w:val="30"/>
               </w:rPr>
-              <w:t>天，通勤费每天为</w:t>
-            </w:r>
-            <w:r>
+              <w:t>区教育局而言，财政资金并不紧张，只是领导层对实习不以为然。</w:t>
+            </w:r>
+          </w:p>
+          <w:p>
+            <w:pPr>
+              <w:rPr>
+                <w:rFonts w:ascii="宋体" w:hAnsi="宋体" w:hint="eastAsia"/>
+                <w:b w:val="0"/>
+                <w:bCs w:val="0"/>
+                <w:snapToGrid w:val="0"/>
+                <w:kern w:val="0"/>
+                <w:sz w:val="28"/>
+                <w:szCs w:val="28"/>
+              </w:rPr>
+            </w:pPr>
+          </w:p>
+          <w:p>
+            <w:pPr>
+              <w:rPr>
+                <w:rFonts w:ascii="宋体" w:hAnsi="宋体" w:hint="eastAsia"/>
+                <w:b w:val="0"/>
+                <w:bCs w:val="0"/>
+                <w:snapToGrid w:val="0"/>
+                <w:kern w:val="0"/>
+                <w:sz w:val="28"/>
+                <w:szCs w:val="28"/>
+              </w:rPr>
+            </w:pPr>
+            <w:r>
+              <w:rPr>
+                <w:rFonts w:ascii="宋体" w:hAnsi="宋体" w:hint="eastAsia"/>
+                <w:b w:val="0"/>
+                <w:bCs w:val="0"/>
+                <w:snapToGrid w:val="0"/>
+                <w:kern w:val="0"/>
+                <w:sz w:val="28"/>
+                <w:szCs w:val="28"/>
+              </w:rPr>
+              <w:t>二、对本专业教学改革的建议</w:t>
+            </w:r>
+          </w:p>
+          <w:p>
+            <w:pPr>
+              <w:ind w:firstLineChars="200" w:firstLine="600"/>
               <w:rPr>
                 <w:rFonts w:ascii="宋体" w:hAnsi="宋体" w:hint="eastAsia"/>
                 <w:b w:val="0"/>
@@ -7515,8 +5045,7 @@
                 <w:kern w:val="0"/>
                 <w:sz w:val="30"/>
               </w:rPr>
-              <w:t>12</w:t>
-            </w:r>
+            </w:pPr>
             <w:r>
               <w:rPr>
                 <w:rFonts w:ascii="宋体" w:hAnsi="宋体" w:hint="eastAsia"/>
@@ -7526,9 +5055,12 @@
                 <w:kern w:val="0"/>
                 <w:sz w:val="30"/>
               </w:rPr>
-              <w:t>元，每周为</w:t>
-            </w:r>
-            <w:r>
+              <w:t>1.减少不必要课程。例如学校管理学、政治学。如果可以的话，还应当减少课程总量。</w:t>
+            </w:r>
+          </w:p>
+          <w:p>
+            <w:pPr>
+              <w:ind w:firstLineChars="200" w:firstLine="600"/>
               <w:rPr>
                 <w:rFonts w:ascii="宋体" w:hAnsi="宋体" w:hint="eastAsia"/>
                 <w:b w:val="0"/>
@@ -7537,8 +5069,7 @@
                 <w:kern w:val="0"/>
                 <w:sz w:val="30"/>
               </w:rPr>
-              <w:t>60</w:t>
-            </w:r>
+            </w:pPr>
             <w:r>
               <w:rPr>
                 <w:rFonts w:ascii="宋体" w:hAnsi="宋体" w:hint="eastAsia"/>
@@ -7548,181 +5079,7 @@
                 <w:kern w:val="0"/>
                 <w:sz w:val="30"/>
               </w:rPr>
-              <w:t>元，每月（按</w:t>
-            </w:r>
-            <w:r>
-              <w:rPr>
-                <w:rFonts w:ascii="宋体" w:hAnsi="宋体" w:hint="eastAsia"/>
-                <w:b w:val="0"/>
-                <w:bCs w:val="0"/>
-                <w:snapToGrid w:val="0"/>
-                <w:kern w:val="0"/>
-                <w:sz w:val="30"/>
-              </w:rPr>
-              <w:t>4</w:t>
-            </w:r>
-            <w:r>
-              <w:rPr>
-                <w:rFonts w:ascii="宋体" w:hAnsi="宋体" w:hint="eastAsia"/>
-                <w:b w:val="0"/>
-                <w:bCs w:val="0"/>
-                <w:snapToGrid w:val="0"/>
-                <w:kern w:val="0"/>
-                <w:sz w:val="30"/>
-              </w:rPr>
-              <w:t>周）为</w:t>
-            </w:r>
-            <w:r>
-              <w:rPr>
-                <w:rFonts w:ascii="宋体" w:hAnsi="宋体" w:hint="eastAsia"/>
-                <w:b w:val="0"/>
-                <w:bCs w:val="0"/>
-                <w:snapToGrid w:val="0"/>
-                <w:kern w:val="0"/>
-                <w:sz w:val="30"/>
-              </w:rPr>
-              <w:t>240</w:t>
-            </w:r>
-            <w:r>
-              <w:rPr>
-                <w:rFonts w:ascii="宋体" w:hAnsi="宋体" w:hint="eastAsia"/>
-                <w:b w:val="0"/>
-                <w:bCs w:val="0"/>
-                <w:snapToGrid w:val="0"/>
-                <w:kern w:val="0"/>
-                <w:sz w:val="30"/>
-              </w:rPr>
-              <w:t>元，而学院补贴只够两周余一点。另，除去偶尔蹭卡机会（</w:t>
-            </w:r>
-            <w:r>
-              <w:rPr>
-                <w:rFonts w:ascii="宋体" w:hAnsi="宋体" w:hint="eastAsia"/>
-                <w:b w:val="0"/>
-                <w:bCs w:val="0"/>
-                <w:snapToGrid w:val="0"/>
-                <w:kern w:val="0"/>
-                <w:sz w:val="30"/>
-              </w:rPr>
-              <w:t>1</w:t>
-            </w:r>
-            <w:r>
-              <w:rPr>
-                <w:rFonts w:ascii="宋体" w:hAnsi="宋体" w:hint="eastAsia"/>
-                <w:b w:val="0"/>
-                <w:bCs w:val="0"/>
-                <w:snapToGrid w:val="0"/>
-                <w:kern w:val="0"/>
-                <w:sz w:val="30"/>
-              </w:rPr>
-              <w:t>次），中午伙食费均需自行承担。由于本人接手过工资管理事务，也了解一点工会行例，至少就天河区教育局而言，财政资金并不紧张，只是领导层对实习不以为然。</w:t>
-            </w:r>
-          </w:p>
-          <w:p>
-            <w:pPr>
-              <w:rPr>
-                <w:rFonts w:ascii="宋体" w:hAnsi="宋体" w:hint="eastAsia"/>
-                <w:b w:val="0"/>
-                <w:bCs w:val="0"/>
-                <w:snapToGrid w:val="0"/>
-                <w:kern w:val="0"/>
-                <w:sz w:val="28"/>
-                <w:szCs w:val="28"/>
-              </w:rPr>
-            </w:pPr>
-          </w:p>
-          <w:p>
-            <w:pPr>
-              <w:rPr>
-                <w:rFonts w:ascii="宋体" w:hAnsi="宋体" w:hint="eastAsia"/>
-                <w:b w:val="0"/>
-                <w:bCs w:val="0"/>
-                <w:snapToGrid w:val="0"/>
-                <w:kern w:val="0"/>
-                <w:sz w:val="28"/>
-                <w:szCs w:val="28"/>
-              </w:rPr>
-            </w:pPr>
-            <w:r>
-              <w:rPr>
-                <w:rFonts w:ascii="宋体" w:hAnsi="宋体" w:hint="eastAsia"/>
-                <w:b w:val="0"/>
-                <w:bCs w:val="0"/>
-                <w:snapToGrid w:val="0"/>
-                <w:kern w:val="0"/>
-                <w:sz w:val="28"/>
-                <w:szCs w:val="28"/>
-              </w:rPr>
-              <w:t>二、对本专业教学改革的建议</w:t>
-            </w:r>
-          </w:p>
-          <w:p>
-            <w:pPr>
-              <w:ind w:firstLineChars="200" w:firstLine="600"/>
-              <w:rPr>
-                <w:rFonts w:ascii="宋体" w:hAnsi="宋体" w:hint="eastAsia"/>
-                <w:b w:val="0"/>
-                <w:bCs w:val="0"/>
-                <w:snapToGrid w:val="0"/>
-                <w:kern w:val="0"/>
-                <w:sz w:val="30"/>
-              </w:rPr>
-            </w:pPr>
-            <w:r>
-              <w:rPr>
-                <w:rFonts w:ascii="宋体" w:hAnsi="宋体" w:hint="eastAsia"/>
-                <w:b w:val="0"/>
-                <w:bCs w:val="0"/>
-                <w:snapToGrid w:val="0"/>
-                <w:kern w:val="0"/>
-                <w:sz w:val="30"/>
-              </w:rPr>
-              <w:t>1.</w:t>
-            </w:r>
-            <w:r>
-              <w:rPr>
-                <w:rFonts w:ascii="宋体" w:hAnsi="宋体" w:hint="eastAsia"/>
-                <w:b w:val="0"/>
-                <w:bCs w:val="0"/>
-                <w:snapToGrid w:val="0"/>
-                <w:kern w:val="0"/>
-                <w:sz w:val="30"/>
-              </w:rPr>
-              <w:t>减少不必要课程。例如学校管理学、政治学。如果可以的话，还应当减少课程总量。</w:t>
-            </w:r>
-          </w:p>
-          <w:p>
-            <w:pPr>
-              <w:ind w:firstLineChars="200" w:firstLine="600"/>
-              <w:rPr>
-                <w:rFonts w:ascii="宋体" w:hAnsi="宋体" w:hint="eastAsia"/>
-                <w:b w:val="0"/>
-                <w:bCs w:val="0"/>
-                <w:snapToGrid w:val="0"/>
-                <w:kern w:val="0"/>
-                <w:sz w:val="30"/>
-              </w:rPr>
-            </w:pPr>
-            <w:r>
-              <w:rPr>
-                <w:rFonts w:ascii="宋体" w:hAnsi="宋体" w:hint="eastAsia"/>
-                <w:b w:val="0"/>
-                <w:bCs w:val="0"/>
-                <w:snapToGrid w:val="0"/>
-                <w:kern w:val="0"/>
-                <w:sz w:val="30"/>
-              </w:rPr>
-              <w:t>2.</w:t>
-            </w:r>
-            <w:r>
-              <w:rPr>
-                <w:rFonts w:ascii="宋体" w:hAnsi="宋体" w:hint="eastAsia"/>
-                <w:b w:val="0"/>
-                <w:bCs w:val="0"/>
-                <w:snapToGrid w:val="0"/>
-                <w:kern w:val="0"/>
-                <w:sz w:val="30"/>
-              </w:rPr>
-              <w:t>增加对经济学重视程度。由于其他社会学科对经济方法的大量迁移应用，应当将经济学原理扩充为宏观经济学与微观经济学两门课程，令本科生具有基本的经济学素养。</w:t>
+              <w:t>2.增加对经济学重视程度。由于其他社会学科对经济方法的大量迁移应用，应当将经济学原理扩充为宏观经济学与微观经济学两门课程，令本科生具有基本的经济学素养。</w:t>
             </w:r>
           </w:p>
           <w:p>
